--- a/TS Jatai Ghanam Project/TS 2.4/TS 2.4 Ghanam Sanskrit Corrections.docx
+++ b/TS Jatai Ghanam Project/TS 2.4/TS 2.4 Ghanam Sanskrit Corrections.docx
@@ -1,6 +1,6 @@
 
 <file path=word/document.xml><?xml version="1.0" encoding="utf-8"?>
-<w:document xmlns:wpc="http://schemas.microsoft.com/office/word/2010/wordprocessingCanvas" xmlns:cx="http://schemas.microsoft.com/office/drawing/2014/chartex" xmlns:cx1="http://schemas.microsoft.com/office/drawing/2015/9/8/chartex" xmlns:cx2="http://schemas.microsoft.com/office/drawing/2015/10/21/chartex" xmlns:cx3="http://schemas.microsoft.com/office/drawing/2016/5/9/chartex" xmlns:cx4="http://schemas.microsoft.com/office/drawing/2016/5/10/chartex" xmlns:cx5="http://schemas.microsoft.com/office/drawing/2016/5/11/chartex" xmlns:cx6="http://schemas.microsoft.com/office/drawing/2016/5/12/chartex" xmlns:cx7="http://schemas.microsoft.com/office/drawing/2016/5/13/chartex" xmlns:cx8="http://schemas.microsoft.com/office/drawing/2016/5/14/chartex" xmlns:mc="http://schemas.openxmlformats.org/markup-compatibility/2006" xmlns:aink="http://schemas.microsoft.com/office/drawing/2016/ink" xmlns:am3d="http://schemas.microsoft.com/office/drawing/2017/model3d" xmlns:o="urn:schemas-microsoft-com:office:office" xmlns:oel="http://schemas.microsoft.com/office/2019/extlst" xmlns:r="http://schemas.openxmlformats.org/officeDocument/2006/relationships" xmlns:m="http://schemas.openxmlformats.org/officeDocument/2006/math" xmlns:v="urn:schemas-microsoft-com:vml" xmlns:wp14="http://schemas.microsoft.com/office/word/2010/wordprocessingDrawing" xmlns:wp="http://schemas.openxmlformats.org/drawingml/2006/wordprocessingDrawing" xmlns:w10="urn:schemas-microsoft-com:office:word" xmlns:w="http://schemas.openxmlformats.org/wordprocessingml/2006/main" xmlns:w14="http://schemas.microsoft.com/office/word/2010/wordml" xmlns:w15="http://schemas.microsoft.com/office/word/2012/wordml" xmlns:w16cex="http://schemas.microsoft.com/office/word/2018/wordml/cex" xmlns:w16cid="http://schemas.microsoft.com/office/word/2016/wordml/cid" xmlns:w16="http://schemas.microsoft.com/office/word/2018/wordml" xmlns:w16du="http://schemas.microsoft.com/office/word/2023/wordml/word16du" xmlns:w16sdtdh="http://schemas.microsoft.com/office/word/2020/wordml/sdtdatahash" xmlns:w16sdtfl="http://schemas.microsoft.com/office/word/2024/wordml/sdtformatlock" xmlns:w16se="http://schemas.microsoft.com/office/word/2015/wordml/symex" xmlns:wpg="http://schemas.microsoft.com/office/word/2010/wordprocessingGroup" xmlns:wpi="http://schemas.microsoft.com/office/word/2010/wordprocessingInk" xmlns:wne="http://schemas.microsoft.com/office/word/2006/wordml" xmlns:wps="http://schemas.microsoft.com/office/word/2010/wordprocessingShape" mc:Ignorable="w14 w15 w16se w16cid w16 w16cex w16sdtdh w16sdtfl w16du wp14">
+<w:document xmlns:wpc="http://schemas.microsoft.com/office/word/2010/wordprocessingCanvas" xmlns:cx="http://schemas.microsoft.com/office/drawing/2014/chartex" xmlns:cx1="http://schemas.microsoft.com/office/drawing/2015/9/8/chartex" xmlns:cx2="http://schemas.microsoft.com/office/drawing/2015/10/21/chartex" xmlns:cx3="http://schemas.microsoft.com/office/drawing/2016/5/9/chartex" xmlns:cx4="http://schemas.microsoft.com/office/drawing/2016/5/10/chartex" xmlns:cx5="http://schemas.microsoft.com/office/drawing/2016/5/11/chartex" xmlns:cx6="http://schemas.microsoft.com/office/drawing/2016/5/12/chartex" xmlns:cx7="http://schemas.microsoft.com/office/drawing/2016/5/13/chartex" xmlns:cx8="http://schemas.microsoft.com/office/drawing/2016/5/14/chartex" xmlns:mc="http://schemas.openxmlformats.org/markup-compatibility/2006" xmlns:aink="http://schemas.microsoft.com/office/drawing/2016/ink" xmlns:am3d="http://schemas.microsoft.com/office/drawing/2017/model3d" xmlns:o="urn:schemas-microsoft-com:office:office" xmlns:oel="http://schemas.microsoft.com/office/2019/extlst" xmlns:r="http://schemas.openxmlformats.org/officeDocument/2006/relationships" xmlns:m="http://schemas.openxmlformats.org/officeDocument/2006/math" xmlns:v="urn:schemas-microsoft-com:vml" xmlns:wp14="http://schemas.microsoft.com/office/word/2010/wordprocessingDrawing" xmlns:wp="http://schemas.openxmlformats.org/drawingml/2006/wordprocessingDrawing" xmlns:w10="urn:schemas-microsoft-com:office:word" xmlns:w="http://schemas.openxmlformats.org/wordprocessingml/2006/main" xmlns:w14="http://schemas.microsoft.com/office/word/2010/wordml" xmlns:w15="http://schemas.microsoft.com/office/word/2012/wordml" xmlns:w16cei="http://schemas.microsoft.com/office/word/2026/wordml/cei" xmlns:w16cex="http://schemas.microsoft.com/office/word/2018/wordml/cex" xmlns:w16cid="http://schemas.microsoft.com/office/word/2016/wordml/cid" xmlns:w16="http://schemas.microsoft.com/office/word/2018/wordml" xmlns:w16du="http://schemas.microsoft.com/office/word/2023/wordml/word16du" xmlns:w16sdtdh="http://schemas.microsoft.com/office/word/2020/wordml/sdtdatahash" xmlns:w16sdtfl="http://schemas.microsoft.com/office/word/2024/wordml/sdtformatlock" xmlns:w16se="http://schemas.microsoft.com/office/word/2015/wordml/symex" xmlns:wpg="http://schemas.microsoft.com/office/word/2010/wordprocessingGroup" xmlns:wpi="http://schemas.microsoft.com/office/word/2010/wordprocessingInk" xmlns:wne="http://schemas.microsoft.com/office/word/2006/wordml" xmlns:wps="http://schemas.microsoft.com/office/word/2010/wordprocessingShape" mc:Ignorable="w14 w15 w16se w16cid w16 w16cex w16sdtdh w16sdtfl w16du wp14">
   <w:body>
     <w:p>
       <w:pPr>
@@ -62,9 +62,8 @@
           <w:szCs w:val="32"/>
           <w:u w:val="single"/>
         </w:rPr>
-        <w:t xml:space="preserve"> Corrections – Observed </w:t>
+        <w:t xml:space="preserve"> Corrections – Observed till </w:t>
       </w:r>
-      <w:proofErr w:type="gramStart"/>
       <w:r>
         <w:rPr>
           <w:b/>
@@ -73,20 +72,8 @@
           <w:szCs w:val="32"/>
           <w:u w:val="single"/>
         </w:rPr>
-        <w:t xml:space="preserve">till </w:t>
+        <w:t>31st July 2026</w:t>
       </w:r>
-      <w:r>
-        <w:rPr>
-          <w:b/>
-          <w:bCs/>
-          <w:sz w:val="32"/>
-          <w:szCs w:val="32"/>
-          <w:highlight w:val="red"/>
-          <w:u w:val="single"/>
-        </w:rPr>
-        <w:t>??????</w:t>
-      </w:r>
-      <w:proofErr w:type="gramEnd"/>
     </w:p>
     <w:p>
       <w:pPr>
@@ -192,6 +179,9 @@
         </w:tc>
       </w:tr>
       <w:tr>
+        <w:trPr>
+          <w:trHeight w:val="4457"/>
+        </w:trPr>
         <w:tc>
           <w:tcPr>
             <w:tcW w:w="7308" w:type="dxa"/>
@@ -1154,9 +1144,8 @@
               <w:adjustRightInd w:val="0"/>
               <w:spacing w:line="240" w:lineRule="auto"/>
               <w:rPr>
-                <w:rFonts w:ascii="BRH Devanagari Extra" w:hAnsi="BRH Devanagari Extra" w:cs="BRH Devanagari Extra"/>
-                <w:color w:val="000000"/>
-                <w:sz w:val="32"/>
+                <w:rFonts w:cs="BRH Malayalam Extra"/>
+                <w:color w:val="000000"/>
                 <w:szCs w:val="40"/>
               </w:rPr>
             </w:pPr>
@@ -1204,20 +1193,6 @@
               </w:rPr>
               <w:t xml:space="preserve">ÍkÉqÉç ÍpÉþliÉ | </w:t>
             </w:r>
-          </w:p>
-          <w:p>
-            <w:pPr>
-              <w:widowControl w:val="0"/>
-              <w:autoSpaceDE w:val="0"/>
-              <w:autoSpaceDN w:val="0"/>
-              <w:adjustRightInd w:val="0"/>
-              <w:spacing w:before="0" w:line="240" w:lineRule="auto"/>
-              <w:rPr>
-                <w:rFonts w:cs="BRH Malayalam Extra"/>
-                <w:color w:val="000000"/>
-                <w:szCs w:val="40"/>
-              </w:rPr>
-            </w:pPr>
           </w:p>
         </w:tc>
         <w:tc>
@@ -2148,9 +2123,8 @@
               <w:adjustRightInd w:val="0"/>
               <w:spacing w:line="240" w:lineRule="auto"/>
               <w:rPr>
-                <w:rFonts w:ascii="BRH Devanagari Extra" w:hAnsi="BRH Devanagari Extra" w:cs="BRH Devanagari Extra"/>
-                <w:color w:val="000000"/>
-                <w:sz w:val="32"/>
+                <w:rFonts w:cs="BRH Malayalam Extra"/>
+                <w:color w:val="000000"/>
                 <w:szCs w:val="40"/>
               </w:rPr>
             </w:pPr>
@@ -2190,20 +2164,6 @@
               </w:rPr>
               <w:t xml:space="preserve">ÍkÉqÉç ÍpÉþliÉ | </w:t>
             </w:r>
-          </w:p>
-          <w:p>
-            <w:pPr>
-              <w:widowControl w:val="0"/>
-              <w:autoSpaceDE w:val="0"/>
-              <w:autoSpaceDN w:val="0"/>
-              <w:adjustRightInd w:val="0"/>
-              <w:spacing w:before="0" w:line="240" w:lineRule="auto"/>
-              <w:rPr>
-                <w:rFonts w:cs="BRH Malayalam Extra"/>
-                <w:color w:val="000000"/>
-                <w:szCs w:val="40"/>
-              </w:rPr>
-            </w:pPr>
           </w:p>
         </w:tc>
       </w:tr>
@@ -2905,53 +2865,60 @@
           </w:p>
         </w:tc>
       </w:tr>
-      <w:tr>
-        <w:trPr>
-          <w:trHeight w:val="1227"/>
-        </w:trPr>
-        <w:tc>
-          <w:tcPr>
-            <w:tcW w:w="7308" w:type="dxa"/>
-          </w:tcPr>
-          <w:p>
-            <w:pPr>
-              <w:widowControl w:val="0"/>
-              <w:autoSpaceDE w:val="0"/>
-              <w:autoSpaceDN w:val="0"/>
-              <w:adjustRightInd w:val="0"/>
-              <w:spacing w:before="0" w:line="240" w:lineRule="auto"/>
-              <w:rPr>
-                <w:rFonts w:cs="BRH Malayalam Extra"/>
-                <w:color w:val="000000"/>
-                <w:szCs w:val="40"/>
-                <w:lang w:val="it-IT"/>
-              </w:rPr>
-            </w:pPr>
-          </w:p>
-        </w:tc>
-        <w:tc>
-          <w:tcPr>
-            <w:tcW w:w="7513" w:type="dxa"/>
-            <w:gridSpan w:val="2"/>
-          </w:tcPr>
-          <w:p>
-            <w:pPr>
-              <w:widowControl w:val="0"/>
-              <w:autoSpaceDE w:val="0"/>
-              <w:autoSpaceDN w:val="0"/>
-              <w:adjustRightInd w:val="0"/>
-              <w:spacing w:before="0" w:line="240" w:lineRule="auto"/>
-              <w:rPr>
-                <w:rFonts w:cs="BRH Malayalam Extra"/>
-                <w:color w:val="000000"/>
-                <w:szCs w:val="40"/>
-                <w:lang w:val="it-IT"/>
-              </w:rPr>
-            </w:pPr>
-          </w:p>
-        </w:tc>
-      </w:tr>
     </w:tbl>
+    <w:p>
+      <w:pPr>
+        <w:spacing w:before="0" w:line="240" w:lineRule="auto"/>
+        <w:jc w:val="center"/>
+        <w:rPr>
+          <w:b/>
+          <w:bCs/>
+          <w:sz w:val="32"/>
+          <w:szCs w:val="32"/>
+          <w:u w:val="single"/>
+          <w:lang w:val="it-IT"/>
+        </w:rPr>
+      </w:pPr>
+      <w:r>
+        <w:rPr>
+          <w:b/>
+          <w:bCs/>
+          <w:sz w:val="32"/>
+          <w:szCs w:val="32"/>
+          <w:u w:val="single"/>
+          <w:lang w:val="it-IT"/>
+        </w:rPr>
+        <w:t>=======</w:t>
+      </w:r>
+    </w:p>
+    <w:p>
+      <w:pPr>
+        <w:spacing w:before="0" w:line="240" w:lineRule="auto"/>
+        <w:jc w:val="center"/>
+        <w:rPr>
+          <w:b/>
+          <w:bCs/>
+          <w:sz w:val="32"/>
+          <w:szCs w:val="32"/>
+          <w:u w:val="single"/>
+          <w:lang w:val="it-IT"/>
+        </w:rPr>
+      </w:pPr>
+    </w:p>
+    <w:p>
+      <w:pPr>
+        <w:spacing w:before="0" w:line="240" w:lineRule="auto"/>
+        <w:jc w:val="center"/>
+        <w:rPr>
+          <w:b/>
+          <w:bCs/>
+          <w:sz w:val="32"/>
+          <w:szCs w:val="32"/>
+          <w:u w:val="single"/>
+          <w:lang w:val="it-IT"/>
+        </w:rPr>
+      </w:pPr>
+    </w:p>
     <w:p>
       <w:pPr>
         <w:spacing w:before="0" w:line="240" w:lineRule="auto"/>
@@ -3000,6 +2967,7 @@
           <w:szCs w:val="32"/>
           <w:u w:val="single"/>
         </w:rPr>
+        <w:lastRenderedPageBreak/>
         <w:t xml:space="preserve">TS </w:t>
       </w:r>
       <w:r>
@@ -22269,29 +22237,14 @@
                 <w:lang w:val="it-IT"/>
               </w:rPr>
             </w:pPr>
-          </w:p>
-          <w:p>
-            <w:pPr>
-              <w:widowControl w:val="0"/>
-              <w:autoSpaceDE w:val="0"/>
-              <w:autoSpaceDN w:val="0"/>
-              <w:adjustRightInd w:val="0"/>
-              <w:spacing w:before="0" w:line="240" w:lineRule="auto"/>
-              <w:rPr>
-                <w:rFonts w:ascii="BRH Devanagari Extra" w:hAnsi="BRH Devanagari Extra" w:cs="BRH Devanagari Extra"/>
-                <w:color w:val="000000"/>
-                <w:sz w:val="32"/>
-                <w:szCs w:val="40"/>
-                <w:lang w:val="it-IT"/>
-              </w:rPr>
-            </w:pPr>
-            <w:r>
-              <w:rPr>
-                <w:rFonts w:cs="BRH Devanagari Extra"/>
-                <w:color w:val="000000"/>
-                <w:szCs w:val="40"/>
-                <w:lang w:val="it-IT"/>
-              </w:rPr>
+            <w:r>
+              <w:rPr>
+                <w:rFonts w:cs="BRH Devanagari Extra"/>
+                <w:color w:val="000000"/>
+                <w:szCs w:val="40"/>
+                <w:lang w:val="it-IT"/>
+              </w:rPr>
+              <w:lastRenderedPageBreak/>
               <w:t>48</w:t>
             </w:r>
             <w:r>
@@ -23798,29 +23751,14 @@
                 <w:lang w:val="it-IT"/>
               </w:rPr>
             </w:pPr>
-          </w:p>
-          <w:p>
-            <w:pPr>
-              <w:widowControl w:val="0"/>
-              <w:autoSpaceDE w:val="0"/>
-              <w:autoSpaceDN w:val="0"/>
-              <w:adjustRightInd w:val="0"/>
-              <w:spacing w:before="0" w:line="240" w:lineRule="auto"/>
-              <w:rPr>
-                <w:rFonts w:ascii="BRH Devanagari Extra" w:hAnsi="BRH Devanagari Extra" w:cs="BRH Devanagari Extra"/>
-                <w:color w:val="000000"/>
-                <w:sz w:val="32"/>
-                <w:szCs w:val="40"/>
-                <w:lang w:val="it-IT"/>
-              </w:rPr>
-            </w:pPr>
-            <w:r>
-              <w:rPr>
-                <w:rFonts w:cs="BRH Devanagari Extra"/>
-                <w:color w:val="000000"/>
-                <w:szCs w:val="40"/>
-                <w:lang w:val="it-IT"/>
-              </w:rPr>
+            <w:r>
+              <w:rPr>
+                <w:rFonts w:cs="BRH Devanagari Extra"/>
+                <w:color w:val="000000"/>
+                <w:szCs w:val="40"/>
+                <w:lang w:val="it-IT"/>
+              </w:rPr>
+              <w:lastRenderedPageBreak/>
               <w:t>48</w:t>
             </w:r>
             <w:r>
@@ -25913,6 +25851,22 @@
                 <w:lang w:val="it-IT"/>
               </w:rPr>
             </w:pPr>
+          </w:p>
+          <w:p>
+            <w:pPr>
+              <w:widowControl w:val="0"/>
+              <w:autoSpaceDE w:val="0"/>
+              <w:autoSpaceDN w:val="0"/>
+              <w:adjustRightInd w:val="0"/>
+              <w:spacing w:before="0" w:line="240" w:lineRule="auto"/>
+              <w:rPr>
+                <w:rFonts w:ascii="BRH Devanagari Extra" w:hAnsi="BRH Devanagari Extra" w:cs="BRH Devanagari Extra"/>
+                <w:color w:val="000000"/>
+                <w:sz w:val="32"/>
+                <w:szCs w:val="40"/>
+                <w:lang w:val="it-IT"/>
+              </w:rPr>
+            </w:pPr>
             <w:r>
               <w:rPr>
                 <w:rFonts w:cs="BRH Devanagari Extra"/>
@@ -27354,6 +27308,22 @@
               </w:rPr>
               <w:t>irÉÉå lrÉXèûþ |</w:t>
             </w:r>
+          </w:p>
+          <w:p>
+            <w:pPr>
+              <w:widowControl w:val="0"/>
+              <w:autoSpaceDE w:val="0"/>
+              <w:autoSpaceDN w:val="0"/>
+              <w:adjustRightInd w:val="0"/>
+              <w:spacing w:before="0" w:line="240" w:lineRule="auto"/>
+              <w:rPr>
+                <w:rFonts w:ascii="BRH Devanagari Extra" w:hAnsi="BRH Devanagari Extra" w:cs="BRH Devanagari Extra"/>
+                <w:color w:val="000000"/>
+                <w:sz w:val="32"/>
+                <w:szCs w:val="40"/>
+                <w:lang w:val="it-IT"/>
+              </w:rPr>
+            </w:pPr>
           </w:p>
           <w:p>
             <w:pPr>
@@ -33575,230 +33545,6 @@
                 <w:szCs w:val="40"/>
               </w:rPr>
             </w:pPr>
-            <w:r>
-              <w:rPr>
-                <w:rFonts w:cs="BRH Devanagari Extra"/>
-                <w:color w:val="000000"/>
-                <w:szCs w:val="40"/>
-              </w:rPr>
-              <w:t>4</w:t>
-            </w:r>
-            <w:r>
-              <w:rPr>
-                <w:rFonts w:ascii="BRH Devanagari Extra" w:hAnsi="BRH Devanagari Extra" w:cs="BRH Devanagari Extra"/>
-                <w:color w:val="000000"/>
-                <w:sz w:val="32"/>
-                <w:szCs w:val="40"/>
-              </w:rPr>
-              <w:t>)</w:t>
-            </w:r>
-            <w:r>
-              <w:rPr>
-                <w:rFonts w:ascii="BRH Devanagari Extra" w:hAnsi="BRH Devanagari Extra" w:cs="BRH Devanagari Extra"/>
-                <w:color w:val="000000"/>
-                <w:sz w:val="32"/>
-                <w:szCs w:val="40"/>
-              </w:rPr>
-              <w:tab/>
-            </w:r>
-            <w:r>
-              <w:rPr>
-                <w:rFonts w:cs="BRH Devanagari Extra"/>
-                <w:color w:val="000000"/>
-                <w:szCs w:val="40"/>
-              </w:rPr>
-              <w:t>2</w:t>
-            </w:r>
-            <w:r>
-              <w:rPr>
-                <w:rFonts w:ascii="BRH Devanagari Extra" w:hAnsi="BRH Devanagari Extra" w:cs="BRH Devanagari Extra"/>
-                <w:color w:val="000000"/>
-                <w:sz w:val="32"/>
-                <w:szCs w:val="40"/>
-              </w:rPr>
-              <w:t>.</w:t>
-            </w:r>
-            <w:r>
-              <w:rPr>
-                <w:rFonts w:cs="BRH Devanagari Extra"/>
-                <w:color w:val="000000"/>
-                <w:szCs w:val="40"/>
-              </w:rPr>
-              <w:t>4</w:t>
-            </w:r>
-            <w:r>
-              <w:rPr>
-                <w:rFonts w:ascii="BRH Devanagari Extra" w:hAnsi="BRH Devanagari Extra" w:cs="BRH Devanagari Extra"/>
-                <w:color w:val="000000"/>
-                <w:sz w:val="32"/>
-                <w:szCs w:val="40"/>
-              </w:rPr>
-              <w:t>.</w:t>
-            </w:r>
-            <w:r>
-              <w:rPr>
-                <w:rFonts w:cs="BRH Devanagari Extra"/>
-                <w:color w:val="000000"/>
-                <w:szCs w:val="40"/>
-              </w:rPr>
-              <w:t>14</w:t>
-            </w:r>
-            <w:r>
-              <w:rPr>
-                <w:rFonts w:ascii="BRH Devanagari Extra" w:hAnsi="BRH Devanagari Extra" w:cs="BRH Devanagari Extra"/>
-                <w:color w:val="000000"/>
-                <w:sz w:val="32"/>
-                <w:szCs w:val="40"/>
-              </w:rPr>
-              <w:t>.</w:t>
-            </w:r>
-            <w:r>
-              <w:rPr>
-                <w:rFonts w:cs="BRH Devanagari Extra"/>
-                <w:color w:val="000000"/>
-                <w:szCs w:val="40"/>
-              </w:rPr>
-              <w:t>5</w:t>
-            </w:r>
-            <w:r>
-              <w:rPr>
-                <w:rFonts w:ascii="BRH Devanagari Extra" w:hAnsi="BRH Devanagari Extra" w:cs="BRH Devanagari Extra"/>
-                <w:color w:val="000000"/>
-                <w:sz w:val="32"/>
-                <w:szCs w:val="40"/>
-              </w:rPr>
-              <w:t>(</w:t>
-            </w:r>
-            <w:r>
-              <w:rPr>
-                <w:rFonts w:cs="BRH Devanagari Extra"/>
-                <w:color w:val="000000"/>
-                <w:szCs w:val="40"/>
-              </w:rPr>
-              <w:t>4</w:t>
-            </w:r>
-            <w:r>
-              <w:rPr>
-                <w:rFonts w:ascii="BRH Devanagari Extra" w:hAnsi="BRH Devanagari Extra" w:cs="BRH Devanagari Extra"/>
-                <w:color w:val="000000"/>
-                <w:sz w:val="32"/>
-                <w:szCs w:val="40"/>
-              </w:rPr>
-              <w:t>)</w:t>
-            </w:r>
-            <w:proofErr w:type="gramStart"/>
-            <w:r>
-              <w:rPr>
-                <w:rFonts w:ascii="BRH Devanagari Extra" w:hAnsi="BRH Devanagari Extra" w:cs="BRH Devanagari Extra"/>
-                <w:color w:val="000000"/>
-                <w:sz w:val="32"/>
-                <w:szCs w:val="40"/>
-              </w:rPr>
-              <w:t>-  G</w:t>
-            </w:r>
-            <w:proofErr w:type="gramEnd"/>
-            <w:r>
-              <w:rPr>
-                <w:rFonts w:ascii="BRH Malayalam Extra" w:hAnsi="BRH Malayalam Extra" w:cs="BRH Devanagari Extra"/>
-                <w:color w:val="000000"/>
-                <w:szCs w:val="40"/>
-              </w:rPr>
-              <w:t>–</w:t>
-            </w:r>
-            <w:r>
-              <w:rPr>
-                <w:rFonts w:ascii="BRH Devanagari Extra" w:hAnsi="BRH Devanagari Extra" w:cs="BRH Devanagari Extra"/>
-                <w:color w:val="000000"/>
-                <w:sz w:val="32"/>
-                <w:szCs w:val="40"/>
-              </w:rPr>
-              <w:t>iÉÉ</w:t>
-            </w:r>
-            <w:r>
-              <w:rPr>
-                <w:rFonts w:ascii="BRH Malayalam Extra" w:hAnsi="BRH Malayalam Extra" w:cs="BRH Devanagari Extra"/>
-                <w:color w:val="000000"/>
-                <w:szCs w:val="40"/>
-              </w:rPr>
-              <w:t>–</w:t>
-            </w:r>
-            <w:r>
-              <w:rPr>
-                <w:rFonts w:ascii="BRH Devanagari Extra" w:hAnsi="BRH Devanagari Extra" w:cs="BRH Devanagari Extra"/>
-                <w:color w:val="000000"/>
-                <w:sz w:val="32"/>
-                <w:szCs w:val="40"/>
-              </w:rPr>
-              <w:t>uÉ×kÉþÈ | G</w:t>
-            </w:r>
-            <w:r>
-              <w:rPr>
-                <w:rFonts w:ascii="BRH Malayalam Extra" w:hAnsi="BRH Malayalam Extra" w:cs="BRH Devanagari Extra"/>
-                <w:color w:val="000000"/>
-                <w:szCs w:val="40"/>
-              </w:rPr>
-              <w:t>–</w:t>
-            </w:r>
-            <w:r>
-              <w:rPr>
-                <w:rFonts w:ascii="BRH Devanagari Extra" w:hAnsi="BRH Devanagari Extra" w:cs="BRH Devanagari Extra"/>
-                <w:color w:val="000000"/>
-                <w:sz w:val="32"/>
-                <w:szCs w:val="40"/>
-              </w:rPr>
-              <w:t>iÉÑÍpÉþÈ | Wû</w:t>
-            </w:r>
-            <w:r>
-              <w:rPr>
-                <w:rFonts w:ascii="BRH Malayalam Extra" w:hAnsi="BRH Malayalam Extra" w:cs="BRH Devanagari Extra"/>
-                <w:color w:val="000000"/>
-                <w:szCs w:val="40"/>
-              </w:rPr>
-              <w:t>–</w:t>
-            </w:r>
-            <w:r>
-              <w:rPr>
-                <w:rFonts w:ascii="BRH Devanagari Extra" w:hAnsi="BRH Devanagari Extra" w:cs="BRH Devanagari Extra"/>
-                <w:color w:val="000000"/>
-                <w:sz w:val="32"/>
-                <w:szCs w:val="40"/>
-              </w:rPr>
-              <w:t>uÉ</w:t>
-            </w:r>
-            <w:r>
-              <w:rPr>
-                <w:rFonts w:ascii="BRH Malayalam Extra" w:hAnsi="BRH Malayalam Extra" w:cs="BRH Devanagari Extra"/>
-                <w:color w:val="000000"/>
-                <w:szCs w:val="40"/>
-              </w:rPr>
-              <w:t>–</w:t>
-            </w:r>
-            <w:r>
-              <w:rPr>
-                <w:rFonts w:ascii="BRH Devanagari Extra" w:hAnsi="BRH Devanagari Extra" w:cs="BRH Devanagari Extra"/>
-                <w:color w:val="000000"/>
-                <w:sz w:val="32"/>
-                <w:szCs w:val="40"/>
-              </w:rPr>
-              <w:t>lÉ</w:t>
-            </w:r>
-            <w:r>
-              <w:rPr>
-                <w:rFonts w:ascii="BRH Malayalam Extra" w:hAnsi="BRH Malayalam Extra" w:cs="BRH Devanagari Extra"/>
-                <w:color w:val="000000"/>
-                <w:szCs w:val="40"/>
-              </w:rPr>
-              <w:t>–</w:t>
-            </w:r>
-            <w:r>
-              <w:rPr>
-                <w:rFonts w:ascii="BRH Devanagari Extra" w:hAnsi="BRH Devanagari Extra" w:cs="BRH Devanagari Extra"/>
-                <w:color w:val="000000"/>
-                <w:sz w:val="32"/>
-                <w:szCs w:val="40"/>
-              </w:rPr>
-              <w:t>´ÉÑiÉþÈ ||</w:t>
-            </w:r>
           </w:p>
           <w:p>
             <w:pPr>
@@ -33816,12 +33562,251 @@
             </w:pPr>
             <w:r>
               <w:rPr>
-                <w:rFonts w:ascii="BRH Devanagari Extra" w:hAnsi="BRH Devanagari Extra" w:cs="BRH Devanagari Extra"/>
-                <w:color w:val="000000"/>
-                <w:sz w:val="32"/>
+                <w:rFonts w:cs="BRH Devanagari Extra"/>
+                <w:color w:val="000000"/>
                 <w:szCs w:val="40"/>
               </w:rPr>
               <w:lastRenderedPageBreak/>
+              <w:t>4</w:t>
+            </w:r>
+            <w:r>
+              <w:rPr>
+                <w:rFonts w:ascii="BRH Devanagari Extra" w:hAnsi="BRH Devanagari Extra" w:cs="BRH Devanagari Extra"/>
+                <w:color w:val="000000"/>
+                <w:sz w:val="32"/>
+                <w:szCs w:val="40"/>
+              </w:rPr>
+              <w:t>)</w:t>
+            </w:r>
+            <w:r>
+              <w:rPr>
+                <w:rFonts w:ascii="BRH Devanagari Extra" w:hAnsi="BRH Devanagari Extra" w:cs="BRH Devanagari Extra"/>
+                <w:color w:val="000000"/>
+                <w:sz w:val="32"/>
+                <w:szCs w:val="40"/>
+              </w:rPr>
+              <w:tab/>
+            </w:r>
+            <w:r>
+              <w:rPr>
+                <w:rFonts w:cs="BRH Devanagari Extra"/>
+                <w:color w:val="000000"/>
+                <w:szCs w:val="40"/>
+              </w:rPr>
+              <w:t>2</w:t>
+            </w:r>
+            <w:r>
+              <w:rPr>
+                <w:rFonts w:ascii="BRH Devanagari Extra" w:hAnsi="BRH Devanagari Extra" w:cs="BRH Devanagari Extra"/>
+                <w:color w:val="000000"/>
+                <w:sz w:val="32"/>
+                <w:szCs w:val="40"/>
+              </w:rPr>
+              <w:t>.</w:t>
+            </w:r>
+            <w:r>
+              <w:rPr>
+                <w:rFonts w:cs="BRH Devanagari Extra"/>
+                <w:color w:val="000000"/>
+                <w:szCs w:val="40"/>
+              </w:rPr>
+              <w:t>4</w:t>
+            </w:r>
+            <w:r>
+              <w:rPr>
+                <w:rFonts w:ascii="BRH Devanagari Extra" w:hAnsi="BRH Devanagari Extra" w:cs="BRH Devanagari Extra"/>
+                <w:color w:val="000000"/>
+                <w:sz w:val="32"/>
+                <w:szCs w:val="40"/>
+              </w:rPr>
+              <w:t>.</w:t>
+            </w:r>
+            <w:r>
+              <w:rPr>
+                <w:rFonts w:cs="BRH Devanagari Extra"/>
+                <w:color w:val="000000"/>
+                <w:szCs w:val="40"/>
+              </w:rPr>
+              <w:t>14</w:t>
+            </w:r>
+            <w:r>
+              <w:rPr>
+                <w:rFonts w:ascii="BRH Devanagari Extra" w:hAnsi="BRH Devanagari Extra" w:cs="BRH Devanagari Extra"/>
+                <w:color w:val="000000"/>
+                <w:sz w:val="32"/>
+                <w:szCs w:val="40"/>
+              </w:rPr>
+              <w:t>.</w:t>
+            </w:r>
+            <w:r>
+              <w:rPr>
+                <w:rFonts w:cs="BRH Devanagari Extra"/>
+                <w:color w:val="000000"/>
+                <w:szCs w:val="40"/>
+              </w:rPr>
+              <w:t>5</w:t>
+            </w:r>
+            <w:r>
+              <w:rPr>
+                <w:rFonts w:ascii="BRH Devanagari Extra" w:hAnsi="BRH Devanagari Extra" w:cs="BRH Devanagari Extra"/>
+                <w:color w:val="000000"/>
+                <w:sz w:val="32"/>
+                <w:szCs w:val="40"/>
+              </w:rPr>
+              <w:t>(</w:t>
+            </w:r>
+            <w:r>
+              <w:rPr>
+                <w:rFonts w:cs="BRH Devanagari Extra"/>
+                <w:color w:val="000000"/>
+                <w:szCs w:val="40"/>
+              </w:rPr>
+              <w:t>4</w:t>
+            </w:r>
+            <w:r>
+              <w:rPr>
+                <w:rFonts w:ascii="BRH Devanagari Extra" w:hAnsi="BRH Devanagari Extra" w:cs="BRH Devanagari Extra"/>
+                <w:color w:val="000000"/>
+                <w:sz w:val="32"/>
+                <w:szCs w:val="40"/>
+              </w:rPr>
+              <w:t>)</w:t>
+            </w:r>
+            <w:proofErr w:type="gramStart"/>
+            <w:r>
+              <w:rPr>
+                <w:rFonts w:ascii="BRH Devanagari Extra" w:hAnsi="BRH Devanagari Extra" w:cs="BRH Devanagari Extra"/>
+                <w:color w:val="000000"/>
+                <w:sz w:val="32"/>
+                <w:szCs w:val="40"/>
+              </w:rPr>
+              <w:t>-  G</w:t>
+            </w:r>
+            <w:proofErr w:type="gramEnd"/>
+            <w:r>
+              <w:rPr>
+                <w:rFonts w:ascii="BRH Malayalam Extra" w:hAnsi="BRH Malayalam Extra" w:cs="BRH Devanagari Extra"/>
+                <w:color w:val="000000"/>
+                <w:szCs w:val="40"/>
+              </w:rPr>
+              <w:t>–</w:t>
+            </w:r>
+            <w:r>
+              <w:rPr>
+                <w:rFonts w:ascii="BRH Devanagari Extra" w:hAnsi="BRH Devanagari Extra" w:cs="BRH Devanagari Extra"/>
+                <w:color w:val="000000"/>
+                <w:sz w:val="32"/>
+                <w:szCs w:val="40"/>
+              </w:rPr>
+              <w:t>iÉÉ</w:t>
+            </w:r>
+            <w:r>
+              <w:rPr>
+                <w:rFonts w:ascii="BRH Malayalam Extra" w:hAnsi="BRH Malayalam Extra" w:cs="BRH Devanagari Extra"/>
+                <w:color w:val="000000"/>
+                <w:szCs w:val="40"/>
+              </w:rPr>
+              <w:t>–</w:t>
+            </w:r>
+            <w:r>
+              <w:rPr>
+                <w:rFonts w:ascii="BRH Devanagari Extra" w:hAnsi="BRH Devanagari Extra" w:cs="BRH Devanagari Extra"/>
+                <w:color w:val="000000"/>
+                <w:sz w:val="32"/>
+                <w:szCs w:val="40"/>
+              </w:rPr>
+              <w:t>uÉ×kÉþÈ | G</w:t>
+            </w:r>
+            <w:r>
+              <w:rPr>
+                <w:rFonts w:ascii="BRH Malayalam Extra" w:hAnsi="BRH Malayalam Extra" w:cs="BRH Devanagari Extra"/>
+                <w:color w:val="000000"/>
+                <w:szCs w:val="40"/>
+              </w:rPr>
+              <w:t>–</w:t>
+            </w:r>
+            <w:r>
+              <w:rPr>
+                <w:rFonts w:ascii="BRH Devanagari Extra" w:hAnsi="BRH Devanagari Extra" w:cs="BRH Devanagari Extra"/>
+                <w:color w:val="000000"/>
+                <w:sz w:val="32"/>
+                <w:szCs w:val="40"/>
+              </w:rPr>
+              <w:t>iÉÑÍpÉþÈ | Wû</w:t>
+            </w:r>
+            <w:r>
+              <w:rPr>
+                <w:rFonts w:ascii="BRH Malayalam Extra" w:hAnsi="BRH Malayalam Extra" w:cs="BRH Devanagari Extra"/>
+                <w:color w:val="000000"/>
+                <w:szCs w:val="40"/>
+              </w:rPr>
+              <w:t>–</w:t>
+            </w:r>
+            <w:r>
+              <w:rPr>
+                <w:rFonts w:ascii="BRH Devanagari Extra" w:hAnsi="BRH Devanagari Extra" w:cs="BRH Devanagari Extra"/>
+                <w:color w:val="000000"/>
+                <w:sz w:val="32"/>
+                <w:szCs w:val="40"/>
+              </w:rPr>
+              <w:t>uÉ</w:t>
+            </w:r>
+            <w:r>
+              <w:rPr>
+                <w:rFonts w:ascii="BRH Malayalam Extra" w:hAnsi="BRH Malayalam Extra" w:cs="BRH Devanagari Extra"/>
+                <w:color w:val="000000"/>
+                <w:szCs w:val="40"/>
+              </w:rPr>
+              <w:t>–</w:t>
+            </w:r>
+            <w:r>
+              <w:rPr>
+                <w:rFonts w:ascii="BRH Devanagari Extra" w:hAnsi="BRH Devanagari Extra" w:cs="BRH Devanagari Extra"/>
+                <w:color w:val="000000"/>
+                <w:sz w:val="32"/>
+                <w:szCs w:val="40"/>
+              </w:rPr>
+              <w:t>lÉ</w:t>
+            </w:r>
+            <w:r>
+              <w:rPr>
+                <w:rFonts w:ascii="BRH Malayalam Extra" w:hAnsi="BRH Malayalam Extra" w:cs="BRH Devanagari Extra"/>
+                <w:color w:val="000000"/>
+                <w:szCs w:val="40"/>
+              </w:rPr>
+              <w:t>–</w:t>
+            </w:r>
+            <w:r>
+              <w:rPr>
+                <w:rFonts w:ascii="BRH Devanagari Extra" w:hAnsi="BRH Devanagari Extra" w:cs="BRH Devanagari Extra"/>
+                <w:color w:val="000000"/>
+                <w:sz w:val="32"/>
+                <w:szCs w:val="40"/>
+              </w:rPr>
+              <w:t>´ÉÑiÉþÈ ||</w:t>
+            </w:r>
+          </w:p>
+          <w:p>
+            <w:pPr>
+              <w:widowControl w:val="0"/>
+              <w:autoSpaceDE w:val="0"/>
+              <w:autoSpaceDN w:val="0"/>
+              <w:adjustRightInd w:val="0"/>
+              <w:spacing w:before="0" w:line="240" w:lineRule="auto"/>
+              <w:rPr>
+                <w:rFonts w:ascii="BRH Devanagari Extra" w:hAnsi="BRH Devanagari Extra" w:cs="BRH Devanagari Extra"/>
+                <w:color w:val="000000"/>
+                <w:sz w:val="32"/>
+                <w:szCs w:val="40"/>
+              </w:rPr>
+            </w:pPr>
+            <w:r>
+              <w:rPr>
+                <w:rFonts w:ascii="BRH Devanagari Extra" w:hAnsi="BRH Devanagari Extra" w:cs="BRH Devanagari Extra"/>
+                <w:color w:val="000000"/>
+                <w:sz w:val="32"/>
+                <w:szCs w:val="40"/>
+              </w:rPr>
               <w:t>G</w:t>
             </w:r>
             <w:r>
@@ -35122,244 +35107,6 @@
                 <w:lang w:val="it-IT"/>
               </w:rPr>
             </w:pPr>
-            <w:r>
-              <w:rPr>
-                <w:rFonts w:cs="BRH Devanagari Extra"/>
-                <w:color w:val="000000"/>
-                <w:szCs w:val="40"/>
-                <w:lang w:val="it-IT"/>
-              </w:rPr>
-              <w:t>4</w:t>
-            </w:r>
-            <w:r>
-              <w:rPr>
-                <w:rFonts w:ascii="BRH Devanagari Extra" w:hAnsi="BRH Devanagari Extra" w:cs="BRH Devanagari Extra"/>
-                <w:color w:val="000000"/>
-                <w:sz w:val="32"/>
-                <w:szCs w:val="40"/>
-                <w:lang w:val="it-IT"/>
-              </w:rPr>
-              <w:t>)</w:t>
-            </w:r>
-            <w:r>
-              <w:rPr>
-                <w:rFonts w:ascii="BRH Devanagari Extra" w:hAnsi="BRH Devanagari Extra" w:cs="BRH Devanagari Extra"/>
-                <w:color w:val="000000"/>
-                <w:sz w:val="32"/>
-                <w:szCs w:val="40"/>
-                <w:lang w:val="it-IT"/>
-              </w:rPr>
-              <w:tab/>
-            </w:r>
-            <w:r>
-              <w:rPr>
-                <w:rFonts w:cs="BRH Devanagari Extra"/>
-                <w:color w:val="000000"/>
-                <w:szCs w:val="40"/>
-                <w:lang w:val="it-IT"/>
-              </w:rPr>
-              <w:t>2</w:t>
-            </w:r>
-            <w:r>
-              <w:rPr>
-                <w:rFonts w:ascii="BRH Devanagari Extra" w:hAnsi="BRH Devanagari Extra" w:cs="BRH Devanagari Extra"/>
-                <w:color w:val="000000"/>
-                <w:sz w:val="32"/>
-                <w:szCs w:val="40"/>
-                <w:lang w:val="it-IT"/>
-              </w:rPr>
-              <w:t>.</w:t>
-            </w:r>
-            <w:r>
-              <w:rPr>
-                <w:rFonts w:cs="BRH Devanagari Extra"/>
-                <w:color w:val="000000"/>
-                <w:szCs w:val="40"/>
-                <w:lang w:val="it-IT"/>
-              </w:rPr>
-              <w:t>4</w:t>
-            </w:r>
-            <w:r>
-              <w:rPr>
-                <w:rFonts w:ascii="BRH Devanagari Extra" w:hAnsi="BRH Devanagari Extra" w:cs="BRH Devanagari Extra"/>
-                <w:color w:val="000000"/>
-                <w:sz w:val="32"/>
-                <w:szCs w:val="40"/>
-                <w:lang w:val="it-IT"/>
-              </w:rPr>
-              <w:t>.</w:t>
-            </w:r>
-            <w:r>
-              <w:rPr>
-                <w:rFonts w:cs="BRH Devanagari Extra"/>
-                <w:color w:val="000000"/>
-                <w:szCs w:val="40"/>
-                <w:lang w:val="it-IT"/>
-              </w:rPr>
-              <w:t>14</w:t>
-            </w:r>
-            <w:r>
-              <w:rPr>
-                <w:rFonts w:ascii="BRH Devanagari Extra" w:hAnsi="BRH Devanagari Extra" w:cs="BRH Devanagari Extra"/>
-                <w:color w:val="000000"/>
-                <w:sz w:val="32"/>
-                <w:szCs w:val="40"/>
-                <w:lang w:val="it-IT"/>
-              </w:rPr>
-              <w:t>.</w:t>
-            </w:r>
-            <w:r>
-              <w:rPr>
-                <w:rFonts w:cs="BRH Devanagari Extra"/>
-                <w:color w:val="000000"/>
-                <w:szCs w:val="40"/>
-                <w:lang w:val="it-IT"/>
-              </w:rPr>
-              <w:t>5</w:t>
-            </w:r>
-            <w:r>
-              <w:rPr>
-                <w:rFonts w:ascii="BRH Devanagari Extra" w:hAnsi="BRH Devanagari Extra" w:cs="BRH Devanagari Extra"/>
-                <w:color w:val="000000"/>
-                <w:sz w:val="32"/>
-                <w:szCs w:val="40"/>
-                <w:lang w:val="it-IT"/>
-              </w:rPr>
-              <w:t>(</w:t>
-            </w:r>
-            <w:r>
-              <w:rPr>
-                <w:rFonts w:cs="BRH Devanagari Extra"/>
-                <w:color w:val="000000"/>
-                <w:szCs w:val="40"/>
-                <w:lang w:val="it-IT"/>
-              </w:rPr>
-              <w:t>4</w:t>
-            </w:r>
-            <w:r>
-              <w:rPr>
-                <w:rFonts w:ascii="BRH Devanagari Extra" w:hAnsi="BRH Devanagari Extra" w:cs="BRH Devanagari Extra"/>
-                <w:color w:val="000000"/>
-                <w:sz w:val="32"/>
-                <w:szCs w:val="40"/>
-                <w:lang w:val="it-IT"/>
-              </w:rPr>
-              <w:t>)-  G</w:t>
-            </w:r>
-            <w:r>
-              <w:rPr>
-                <w:rFonts w:ascii="BRH Malayalam Extra" w:hAnsi="BRH Malayalam Extra" w:cs="BRH Devanagari Extra"/>
-                <w:color w:val="000000"/>
-                <w:szCs w:val="40"/>
-                <w:lang w:val="it-IT"/>
-              </w:rPr>
-              <w:t>–</w:t>
-            </w:r>
-            <w:r>
-              <w:rPr>
-                <w:rFonts w:ascii="BRH Devanagari Extra" w:hAnsi="BRH Devanagari Extra" w:cs="BRH Devanagari Extra"/>
-                <w:color w:val="000000"/>
-                <w:sz w:val="32"/>
-                <w:szCs w:val="40"/>
-                <w:lang w:val="it-IT"/>
-              </w:rPr>
-              <w:t>iÉÉ</w:t>
-            </w:r>
-            <w:r>
-              <w:rPr>
-                <w:rFonts w:ascii="BRH Malayalam Extra" w:hAnsi="BRH Malayalam Extra" w:cs="BRH Devanagari Extra"/>
-                <w:color w:val="000000"/>
-                <w:szCs w:val="40"/>
-                <w:lang w:val="it-IT"/>
-              </w:rPr>
-              <w:t>–</w:t>
-            </w:r>
-            <w:r>
-              <w:rPr>
-                <w:rFonts w:ascii="BRH Devanagari Extra" w:hAnsi="BRH Devanagari Extra" w:cs="BRH Devanagari Extra"/>
-                <w:color w:val="000000"/>
-                <w:sz w:val="32"/>
-                <w:szCs w:val="40"/>
-                <w:lang w:val="it-IT"/>
-              </w:rPr>
-              <w:t>uÉ×kÉþÈ | G</w:t>
-            </w:r>
-            <w:r>
-              <w:rPr>
-                <w:rFonts w:ascii="BRH Malayalam Extra" w:hAnsi="BRH Malayalam Extra" w:cs="BRH Devanagari Extra"/>
-                <w:color w:val="000000"/>
-                <w:szCs w:val="40"/>
-                <w:lang w:val="it-IT"/>
-              </w:rPr>
-              <w:t>–</w:t>
-            </w:r>
-            <w:r>
-              <w:rPr>
-                <w:rFonts w:ascii="BRH Devanagari Extra" w:hAnsi="BRH Devanagari Extra" w:cs="BRH Devanagari Extra"/>
-                <w:color w:val="000000"/>
-                <w:sz w:val="32"/>
-                <w:szCs w:val="40"/>
-                <w:lang w:val="it-IT"/>
-              </w:rPr>
-              <w:t>iÉÑÍpÉþÈ | Wû</w:t>
-            </w:r>
-            <w:r>
-              <w:rPr>
-                <w:rFonts w:ascii="BRH Malayalam Extra" w:hAnsi="BRH Malayalam Extra" w:cs="BRH Devanagari Extra"/>
-                <w:color w:val="000000"/>
-                <w:szCs w:val="40"/>
-                <w:lang w:val="it-IT"/>
-              </w:rPr>
-              <w:t>–</w:t>
-            </w:r>
-            <w:r>
-              <w:rPr>
-                <w:rFonts w:ascii="BRH Devanagari Extra" w:hAnsi="BRH Devanagari Extra" w:cs="BRH Devanagari Extra"/>
-                <w:color w:val="000000"/>
-                <w:sz w:val="32"/>
-                <w:szCs w:val="40"/>
-                <w:lang w:val="it-IT"/>
-              </w:rPr>
-              <w:t>uÉ</w:t>
-            </w:r>
-            <w:r>
-              <w:rPr>
-                <w:rFonts w:ascii="BRH Malayalam Extra" w:hAnsi="BRH Malayalam Extra" w:cs="BRH Devanagari Extra"/>
-                <w:color w:val="000000"/>
-                <w:szCs w:val="40"/>
-                <w:lang w:val="it-IT"/>
-              </w:rPr>
-              <w:t>–</w:t>
-            </w:r>
-            <w:r>
-              <w:rPr>
-                <w:rFonts w:ascii="BRH Devanagari Extra" w:hAnsi="BRH Devanagari Extra" w:cs="BRH Devanagari Extra"/>
-                <w:color w:val="000000"/>
-                <w:sz w:val="32"/>
-                <w:szCs w:val="40"/>
-                <w:lang w:val="it-IT"/>
-              </w:rPr>
-              <w:t>lÉ</w:t>
-            </w:r>
-            <w:r>
-              <w:rPr>
-                <w:rFonts w:ascii="BRH Malayalam Extra" w:hAnsi="BRH Malayalam Extra" w:cs="BRH Devanagari Extra"/>
-                <w:color w:val="000000"/>
-                <w:szCs w:val="40"/>
-                <w:lang w:val="it-IT"/>
-              </w:rPr>
-              <w:t>–</w:t>
-            </w:r>
-            <w:r>
-              <w:rPr>
-                <w:rFonts w:ascii="BRH Devanagari Extra" w:hAnsi="BRH Devanagari Extra" w:cs="BRH Devanagari Extra"/>
-                <w:color w:val="000000"/>
-                <w:sz w:val="32"/>
-                <w:szCs w:val="40"/>
-                <w:lang w:val="it-IT"/>
-              </w:rPr>
-              <w:t>´ÉÑiÉþÈ ||</w:t>
-            </w:r>
           </w:p>
           <w:p>
             <w:pPr>
@@ -35378,13 +35125,267 @@
             </w:pPr>
             <w:r>
               <w:rPr>
-                <w:rFonts w:ascii="BRH Devanagari Extra" w:hAnsi="BRH Devanagari Extra" w:cs="BRH Devanagari Extra"/>
-                <w:color w:val="000000"/>
-                <w:sz w:val="32"/>
+                <w:rFonts w:cs="BRH Devanagari Extra"/>
+                <w:color w:val="000000"/>
                 <w:szCs w:val="40"/>
                 <w:lang w:val="it-IT"/>
               </w:rPr>
               <w:lastRenderedPageBreak/>
+              <w:t>4</w:t>
+            </w:r>
+            <w:r>
+              <w:rPr>
+                <w:rFonts w:ascii="BRH Devanagari Extra" w:hAnsi="BRH Devanagari Extra" w:cs="BRH Devanagari Extra"/>
+                <w:color w:val="000000"/>
+                <w:sz w:val="32"/>
+                <w:szCs w:val="40"/>
+                <w:lang w:val="it-IT"/>
+              </w:rPr>
+              <w:t>)</w:t>
+            </w:r>
+            <w:r>
+              <w:rPr>
+                <w:rFonts w:ascii="BRH Devanagari Extra" w:hAnsi="BRH Devanagari Extra" w:cs="BRH Devanagari Extra"/>
+                <w:color w:val="000000"/>
+                <w:sz w:val="32"/>
+                <w:szCs w:val="40"/>
+                <w:lang w:val="it-IT"/>
+              </w:rPr>
+              <w:tab/>
+            </w:r>
+            <w:r>
+              <w:rPr>
+                <w:rFonts w:cs="BRH Devanagari Extra"/>
+                <w:color w:val="000000"/>
+                <w:szCs w:val="40"/>
+                <w:lang w:val="it-IT"/>
+              </w:rPr>
+              <w:t>2</w:t>
+            </w:r>
+            <w:r>
+              <w:rPr>
+                <w:rFonts w:ascii="BRH Devanagari Extra" w:hAnsi="BRH Devanagari Extra" w:cs="BRH Devanagari Extra"/>
+                <w:color w:val="000000"/>
+                <w:sz w:val="32"/>
+                <w:szCs w:val="40"/>
+                <w:lang w:val="it-IT"/>
+              </w:rPr>
+              <w:t>.</w:t>
+            </w:r>
+            <w:r>
+              <w:rPr>
+                <w:rFonts w:cs="BRH Devanagari Extra"/>
+                <w:color w:val="000000"/>
+                <w:szCs w:val="40"/>
+                <w:lang w:val="it-IT"/>
+              </w:rPr>
+              <w:t>4</w:t>
+            </w:r>
+            <w:r>
+              <w:rPr>
+                <w:rFonts w:ascii="BRH Devanagari Extra" w:hAnsi="BRH Devanagari Extra" w:cs="BRH Devanagari Extra"/>
+                <w:color w:val="000000"/>
+                <w:sz w:val="32"/>
+                <w:szCs w:val="40"/>
+                <w:lang w:val="it-IT"/>
+              </w:rPr>
+              <w:t>.</w:t>
+            </w:r>
+            <w:r>
+              <w:rPr>
+                <w:rFonts w:cs="BRH Devanagari Extra"/>
+                <w:color w:val="000000"/>
+                <w:szCs w:val="40"/>
+                <w:lang w:val="it-IT"/>
+              </w:rPr>
+              <w:t>14</w:t>
+            </w:r>
+            <w:r>
+              <w:rPr>
+                <w:rFonts w:ascii="BRH Devanagari Extra" w:hAnsi="BRH Devanagari Extra" w:cs="BRH Devanagari Extra"/>
+                <w:color w:val="000000"/>
+                <w:sz w:val="32"/>
+                <w:szCs w:val="40"/>
+                <w:lang w:val="it-IT"/>
+              </w:rPr>
+              <w:t>.</w:t>
+            </w:r>
+            <w:r>
+              <w:rPr>
+                <w:rFonts w:cs="BRH Devanagari Extra"/>
+                <w:color w:val="000000"/>
+                <w:szCs w:val="40"/>
+                <w:lang w:val="it-IT"/>
+              </w:rPr>
+              <w:t>5</w:t>
+            </w:r>
+            <w:r>
+              <w:rPr>
+                <w:rFonts w:ascii="BRH Devanagari Extra" w:hAnsi="BRH Devanagari Extra" w:cs="BRH Devanagari Extra"/>
+                <w:color w:val="000000"/>
+                <w:sz w:val="32"/>
+                <w:szCs w:val="40"/>
+                <w:lang w:val="it-IT"/>
+              </w:rPr>
+              <w:t>(</w:t>
+            </w:r>
+            <w:r>
+              <w:rPr>
+                <w:rFonts w:cs="BRH Devanagari Extra"/>
+                <w:color w:val="000000"/>
+                <w:szCs w:val="40"/>
+                <w:lang w:val="it-IT"/>
+              </w:rPr>
+              <w:t>4</w:t>
+            </w:r>
+            <w:r>
+              <w:rPr>
+                <w:rFonts w:ascii="BRH Devanagari Extra" w:hAnsi="BRH Devanagari Extra" w:cs="BRH Devanagari Extra"/>
+                <w:color w:val="000000"/>
+                <w:sz w:val="32"/>
+                <w:szCs w:val="40"/>
+                <w:lang w:val="it-IT"/>
+              </w:rPr>
+              <w:t>)-  G</w:t>
+            </w:r>
+            <w:r>
+              <w:rPr>
+                <w:rFonts w:ascii="BRH Malayalam Extra" w:hAnsi="BRH Malayalam Extra" w:cs="BRH Devanagari Extra"/>
+                <w:color w:val="000000"/>
+                <w:szCs w:val="40"/>
+                <w:lang w:val="it-IT"/>
+              </w:rPr>
+              <w:t>–</w:t>
+            </w:r>
+            <w:r>
+              <w:rPr>
+                <w:rFonts w:ascii="BRH Devanagari Extra" w:hAnsi="BRH Devanagari Extra" w:cs="BRH Devanagari Extra"/>
+                <w:color w:val="000000"/>
+                <w:sz w:val="32"/>
+                <w:szCs w:val="40"/>
+                <w:lang w:val="it-IT"/>
+              </w:rPr>
+              <w:t>iÉÉ</w:t>
+            </w:r>
+            <w:r>
+              <w:rPr>
+                <w:rFonts w:ascii="BRH Malayalam Extra" w:hAnsi="BRH Malayalam Extra" w:cs="BRH Devanagari Extra"/>
+                <w:color w:val="000000"/>
+                <w:szCs w:val="40"/>
+                <w:lang w:val="it-IT"/>
+              </w:rPr>
+              <w:t>–</w:t>
+            </w:r>
+            <w:r>
+              <w:rPr>
+                <w:rFonts w:ascii="BRH Devanagari Extra" w:hAnsi="BRH Devanagari Extra" w:cs="BRH Devanagari Extra"/>
+                <w:color w:val="000000"/>
+                <w:sz w:val="32"/>
+                <w:szCs w:val="40"/>
+                <w:lang w:val="it-IT"/>
+              </w:rPr>
+              <w:t>uÉ×kÉþÈ | G</w:t>
+            </w:r>
+            <w:r>
+              <w:rPr>
+                <w:rFonts w:ascii="BRH Malayalam Extra" w:hAnsi="BRH Malayalam Extra" w:cs="BRH Devanagari Extra"/>
+                <w:color w:val="000000"/>
+                <w:szCs w:val="40"/>
+                <w:lang w:val="it-IT"/>
+              </w:rPr>
+              <w:t>–</w:t>
+            </w:r>
+            <w:r>
+              <w:rPr>
+                <w:rFonts w:ascii="BRH Devanagari Extra" w:hAnsi="BRH Devanagari Extra" w:cs="BRH Devanagari Extra"/>
+                <w:color w:val="000000"/>
+                <w:sz w:val="32"/>
+                <w:szCs w:val="40"/>
+                <w:lang w:val="it-IT"/>
+              </w:rPr>
+              <w:t>iÉÑÍpÉþÈ | Wû</w:t>
+            </w:r>
+            <w:r>
+              <w:rPr>
+                <w:rFonts w:ascii="BRH Malayalam Extra" w:hAnsi="BRH Malayalam Extra" w:cs="BRH Devanagari Extra"/>
+                <w:color w:val="000000"/>
+                <w:szCs w:val="40"/>
+                <w:lang w:val="it-IT"/>
+              </w:rPr>
+              <w:t>–</w:t>
+            </w:r>
+            <w:r>
+              <w:rPr>
+                <w:rFonts w:ascii="BRH Devanagari Extra" w:hAnsi="BRH Devanagari Extra" w:cs="BRH Devanagari Extra"/>
+                <w:color w:val="000000"/>
+                <w:sz w:val="32"/>
+                <w:szCs w:val="40"/>
+                <w:lang w:val="it-IT"/>
+              </w:rPr>
+              <w:t>uÉ</w:t>
+            </w:r>
+            <w:r>
+              <w:rPr>
+                <w:rFonts w:ascii="BRH Malayalam Extra" w:hAnsi="BRH Malayalam Extra" w:cs="BRH Devanagari Extra"/>
+                <w:color w:val="000000"/>
+                <w:szCs w:val="40"/>
+                <w:lang w:val="it-IT"/>
+              </w:rPr>
+              <w:t>–</w:t>
+            </w:r>
+            <w:r>
+              <w:rPr>
+                <w:rFonts w:ascii="BRH Devanagari Extra" w:hAnsi="BRH Devanagari Extra" w:cs="BRH Devanagari Extra"/>
+                <w:color w:val="000000"/>
+                <w:sz w:val="32"/>
+                <w:szCs w:val="40"/>
+                <w:lang w:val="it-IT"/>
+              </w:rPr>
+              <w:t>lÉ</w:t>
+            </w:r>
+            <w:r>
+              <w:rPr>
+                <w:rFonts w:ascii="BRH Malayalam Extra" w:hAnsi="BRH Malayalam Extra" w:cs="BRH Devanagari Extra"/>
+                <w:color w:val="000000"/>
+                <w:szCs w:val="40"/>
+                <w:lang w:val="it-IT"/>
+              </w:rPr>
+              <w:t>–</w:t>
+            </w:r>
+            <w:r>
+              <w:rPr>
+                <w:rFonts w:ascii="BRH Devanagari Extra" w:hAnsi="BRH Devanagari Extra" w:cs="BRH Devanagari Extra"/>
+                <w:color w:val="000000"/>
+                <w:sz w:val="32"/>
+                <w:szCs w:val="40"/>
+                <w:lang w:val="it-IT"/>
+              </w:rPr>
+              <w:t>´ÉÑiÉþÈ ||</w:t>
+            </w:r>
+          </w:p>
+          <w:p>
+            <w:pPr>
+              <w:widowControl w:val="0"/>
+              <w:autoSpaceDE w:val="0"/>
+              <w:autoSpaceDN w:val="0"/>
+              <w:adjustRightInd w:val="0"/>
+              <w:spacing w:before="0" w:line="240" w:lineRule="auto"/>
+              <w:rPr>
+                <w:rFonts w:ascii="BRH Devanagari Extra" w:hAnsi="BRH Devanagari Extra" w:cs="BRH Devanagari Extra"/>
+                <w:color w:val="000000"/>
+                <w:sz w:val="32"/>
+                <w:szCs w:val="40"/>
+                <w:lang w:val="it-IT"/>
+              </w:rPr>
+            </w:pPr>
+            <w:r>
+              <w:rPr>
+                <w:rFonts w:ascii="BRH Devanagari Extra" w:hAnsi="BRH Devanagari Extra" w:cs="BRH Devanagari Extra"/>
+                <w:color w:val="000000"/>
+                <w:sz w:val="32"/>
+                <w:szCs w:val="40"/>
+                <w:lang w:val="it-IT"/>
+              </w:rPr>
               <w:t>G</w:t>
             </w:r>
             <w:r>
@@ -36688,7 +36689,7 @@
 </file>
 
 <file path=word/endnotes.xml><?xml version="1.0" encoding="utf-8"?>
-<w:endnotes xmlns:wpc="http://schemas.microsoft.com/office/word/2010/wordprocessingCanvas" xmlns:cx="http://schemas.microsoft.com/office/drawing/2014/chartex" xmlns:cx1="http://schemas.microsoft.com/office/drawing/2015/9/8/chartex" xmlns:cx2="http://schemas.microsoft.com/office/drawing/2015/10/21/chartex" xmlns:cx3="http://schemas.microsoft.com/office/drawing/2016/5/9/chartex" xmlns:cx4="http://schemas.microsoft.com/office/drawing/2016/5/10/chartex" xmlns:cx5="http://schemas.microsoft.com/office/drawing/2016/5/11/chartex" xmlns:cx6="http://schemas.microsoft.com/office/drawing/2016/5/12/chartex" xmlns:cx7="http://schemas.microsoft.com/office/drawing/2016/5/13/chartex" xmlns:cx8="http://schemas.microsoft.com/office/drawing/2016/5/14/chartex" xmlns:mc="http://schemas.openxmlformats.org/markup-compatibility/2006" xmlns:aink="http://schemas.microsoft.com/office/drawing/2016/ink" xmlns:am3d="http://schemas.microsoft.com/office/drawing/2017/model3d" xmlns:o="urn:schemas-microsoft-com:office:office" xmlns:oel="http://schemas.microsoft.com/office/2019/extlst" xmlns:r="http://schemas.openxmlformats.org/officeDocument/2006/relationships" xmlns:m="http://schemas.openxmlformats.org/officeDocument/2006/math" xmlns:v="urn:schemas-microsoft-com:vml" xmlns:wp14="http://schemas.microsoft.com/office/word/2010/wordprocessingDrawing" xmlns:wp="http://schemas.openxmlformats.org/drawingml/2006/wordprocessingDrawing" xmlns:w10="urn:schemas-microsoft-com:office:word" xmlns:w="http://schemas.openxmlformats.org/wordprocessingml/2006/main" xmlns:w14="http://schemas.microsoft.com/office/word/2010/wordml" xmlns:w15="http://schemas.microsoft.com/office/word/2012/wordml" xmlns:w16cex="http://schemas.microsoft.com/office/word/2018/wordml/cex" xmlns:w16cid="http://schemas.microsoft.com/office/word/2016/wordml/cid" xmlns:w16="http://schemas.microsoft.com/office/word/2018/wordml" xmlns:w16du="http://schemas.microsoft.com/office/word/2023/wordml/word16du" xmlns:w16sdtdh="http://schemas.microsoft.com/office/word/2020/wordml/sdtdatahash" xmlns:w16sdtfl="http://schemas.microsoft.com/office/word/2024/wordml/sdtformatlock" xmlns:w16se="http://schemas.microsoft.com/office/word/2015/wordml/symex" xmlns:wpg="http://schemas.microsoft.com/office/word/2010/wordprocessingGroup" xmlns:wpi="http://schemas.microsoft.com/office/word/2010/wordprocessingInk" xmlns:wne="http://schemas.microsoft.com/office/word/2006/wordml" xmlns:wps="http://schemas.microsoft.com/office/word/2010/wordprocessingShape" mc:Ignorable="w14 w15 w16se w16cid w16 w16cex w16sdtdh w16sdtfl w16du wp14">
+<w:endnotes xmlns:wpc="http://schemas.microsoft.com/office/word/2010/wordprocessingCanvas" xmlns:cx="http://schemas.microsoft.com/office/drawing/2014/chartex" xmlns:cx1="http://schemas.microsoft.com/office/drawing/2015/9/8/chartex" xmlns:cx2="http://schemas.microsoft.com/office/drawing/2015/10/21/chartex" xmlns:cx3="http://schemas.microsoft.com/office/drawing/2016/5/9/chartex" xmlns:cx4="http://schemas.microsoft.com/office/drawing/2016/5/10/chartex" xmlns:cx5="http://schemas.microsoft.com/office/drawing/2016/5/11/chartex" xmlns:cx6="http://schemas.microsoft.com/office/drawing/2016/5/12/chartex" xmlns:cx7="http://schemas.microsoft.com/office/drawing/2016/5/13/chartex" xmlns:cx8="http://schemas.microsoft.com/office/drawing/2016/5/14/chartex" xmlns:mc="http://schemas.openxmlformats.org/markup-compatibility/2006" xmlns:aink="http://schemas.microsoft.com/office/drawing/2016/ink" xmlns:am3d="http://schemas.microsoft.com/office/drawing/2017/model3d" xmlns:o="urn:schemas-microsoft-com:office:office" xmlns:oel="http://schemas.microsoft.com/office/2019/extlst" xmlns:r="http://schemas.openxmlformats.org/officeDocument/2006/relationships" xmlns:m="http://schemas.openxmlformats.org/officeDocument/2006/math" xmlns:v="urn:schemas-microsoft-com:vml" xmlns:wp14="http://schemas.microsoft.com/office/word/2010/wordprocessingDrawing" xmlns:wp="http://schemas.openxmlformats.org/drawingml/2006/wordprocessingDrawing" xmlns:w10="urn:schemas-microsoft-com:office:word" xmlns:w="http://schemas.openxmlformats.org/wordprocessingml/2006/main" xmlns:w14="http://schemas.microsoft.com/office/word/2010/wordml" xmlns:w15="http://schemas.microsoft.com/office/word/2012/wordml" xmlns:w16cei="http://schemas.microsoft.com/office/word/2026/wordml/cei" xmlns:w16cex="http://schemas.microsoft.com/office/word/2018/wordml/cex" xmlns:w16cid="http://schemas.microsoft.com/office/word/2016/wordml/cid" xmlns:w16="http://schemas.microsoft.com/office/word/2018/wordml" xmlns:w16du="http://schemas.microsoft.com/office/word/2023/wordml/word16du" xmlns:w16sdtdh="http://schemas.microsoft.com/office/word/2020/wordml/sdtdatahash" xmlns:w16sdtfl="http://schemas.microsoft.com/office/word/2024/wordml/sdtformatlock" xmlns:w16se="http://schemas.microsoft.com/office/word/2015/wordml/symex" xmlns:wpg="http://schemas.microsoft.com/office/word/2010/wordprocessingGroup" xmlns:wpi="http://schemas.microsoft.com/office/word/2010/wordprocessingInk" xmlns:wne="http://schemas.microsoft.com/office/word/2006/wordml" xmlns:wps="http://schemas.microsoft.com/office/word/2010/wordprocessingShape" mc:Ignorable="w14 w15 w16se w16cid w16 w16cex w16sdtdh w16sdtfl w16du wp14">
   <w:endnote w:type="separator" w:id="-1">
     <w:p>
       <w:pPr>
@@ -36713,7 +36714,7 @@
 </file>
 
 <file path=word/footer1.xml><?xml version="1.0" encoding="utf-8"?>
-<w:ftr xmlns:wpc="http://schemas.microsoft.com/office/word/2010/wordprocessingCanvas" xmlns:cx="http://schemas.microsoft.com/office/drawing/2014/chartex" xmlns:cx1="http://schemas.microsoft.com/office/drawing/2015/9/8/chartex" xmlns:cx2="http://schemas.microsoft.com/office/drawing/2015/10/21/chartex" xmlns:cx3="http://schemas.microsoft.com/office/drawing/2016/5/9/chartex" xmlns:cx4="http://schemas.microsoft.com/office/drawing/2016/5/10/chartex" xmlns:cx5="http://schemas.microsoft.com/office/drawing/2016/5/11/chartex" xmlns:cx6="http://schemas.microsoft.com/office/drawing/2016/5/12/chartex" xmlns:cx7="http://schemas.microsoft.com/office/drawing/2016/5/13/chartex" xmlns:cx8="http://schemas.microsoft.com/office/drawing/2016/5/14/chartex" xmlns:mc="http://schemas.openxmlformats.org/markup-compatibility/2006" xmlns:aink="http://schemas.microsoft.com/office/drawing/2016/ink" xmlns:am3d="http://schemas.microsoft.com/office/drawing/2017/model3d" xmlns:o="urn:schemas-microsoft-com:office:office" xmlns:oel="http://schemas.microsoft.com/office/2019/extlst" xmlns:r="http://schemas.openxmlformats.org/officeDocument/2006/relationships" xmlns:m="http://schemas.openxmlformats.org/officeDocument/2006/math" xmlns:v="urn:schemas-microsoft-com:vml" xmlns:wp14="http://schemas.microsoft.com/office/word/2010/wordprocessingDrawing" xmlns:wp="http://schemas.openxmlformats.org/drawingml/2006/wordprocessingDrawing" xmlns:w10="urn:schemas-microsoft-com:office:word" xmlns:w="http://schemas.openxmlformats.org/wordprocessingml/2006/main" xmlns:w14="http://schemas.microsoft.com/office/word/2010/wordml" xmlns:w15="http://schemas.microsoft.com/office/word/2012/wordml" xmlns:w16cex="http://schemas.microsoft.com/office/word/2018/wordml/cex" xmlns:w16cid="http://schemas.microsoft.com/office/word/2016/wordml/cid" xmlns:w16="http://schemas.microsoft.com/office/word/2018/wordml" xmlns:w16du="http://schemas.microsoft.com/office/word/2023/wordml/word16du" xmlns:w16sdtdh="http://schemas.microsoft.com/office/word/2020/wordml/sdtdatahash" xmlns:w16sdtfl="http://schemas.microsoft.com/office/word/2024/wordml/sdtformatlock" xmlns:w16se="http://schemas.microsoft.com/office/word/2015/wordml/symex" xmlns:wpg="http://schemas.microsoft.com/office/word/2010/wordprocessingGroup" xmlns:wpi="http://schemas.microsoft.com/office/word/2010/wordprocessingInk" xmlns:wne="http://schemas.microsoft.com/office/word/2006/wordml" xmlns:wps="http://schemas.microsoft.com/office/word/2010/wordprocessingShape" mc:Ignorable="w14 w15 w16se w16cid w16 w16cex w16sdtdh w16sdtfl w16du wp14">
+<w:ftr xmlns:wpc="http://schemas.microsoft.com/office/word/2010/wordprocessingCanvas" xmlns:cx="http://schemas.microsoft.com/office/drawing/2014/chartex" xmlns:cx1="http://schemas.microsoft.com/office/drawing/2015/9/8/chartex" xmlns:cx2="http://schemas.microsoft.com/office/drawing/2015/10/21/chartex" xmlns:cx3="http://schemas.microsoft.com/office/drawing/2016/5/9/chartex" xmlns:cx4="http://schemas.microsoft.com/office/drawing/2016/5/10/chartex" xmlns:cx5="http://schemas.microsoft.com/office/drawing/2016/5/11/chartex" xmlns:cx6="http://schemas.microsoft.com/office/drawing/2016/5/12/chartex" xmlns:cx7="http://schemas.microsoft.com/office/drawing/2016/5/13/chartex" xmlns:cx8="http://schemas.microsoft.com/office/drawing/2016/5/14/chartex" xmlns:mc="http://schemas.openxmlformats.org/markup-compatibility/2006" xmlns:aink="http://schemas.microsoft.com/office/drawing/2016/ink" xmlns:am3d="http://schemas.microsoft.com/office/drawing/2017/model3d" xmlns:o="urn:schemas-microsoft-com:office:office" xmlns:oel="http://schemas.microsoft.com/office/2019/extlst" xmlns:r="http://schemas.openxmlformats.org/officeDocument/2006/relationships" xmlns:m="http://schemas.openxmlformats.org/officeDocument/2006/math" xmlns:v="urn:schemas-microsoft-com:vml" xmlns:wp14="http://schemas.microsoft.com/office/word/2010/wordprocessingDrawing" xmlns:wp="http://schemas.openxmlformats.org/drawingml/2006/wordprocessingDrawing" xmlns:w10="urn:schemas-microsoft-com:office:word" xmlns:w="http://schemas.openxmlformats.org/wordprocessingml/2006/main" xmlns:w14="http://schemas.microsoft.com/office/word/2010/wordml" xmlns:w15="http://schemas.microsoft.com/office/word/2012/wordml" xmlns:w16cei="http://schemas.microsoft.com/office/word/2026/wordml/cei" xmlns:w16cex="http://schemas.microsoft.com/office/word/2018/wordml/cex" xmlns:w16cid="http://schemas.microsoft.com/office/word/2016/wordml/cid" xmlns:w16="http://schemas.microsoft.com/office/word/2018/wordml" xmlns:w16du="http://schemas.microsoft.com/office/word/2023/wordml/word16du" xmlns:w16sdtdh="http://schemas.microsoft.com/office/word/2020/wordml/sdtdatahash" xmlns:w16sdtfl="http://schemas.microsoft.com/office/word/2024/wordml/sdtformatlock" xmlns:w16se="http://schemas.microsoft.com/office/word/2015/wordml/symex" xmlns:wpg="http://schemas.microsoft.com/office/word/2010/wordprocessingGroup" xmlns:wpi="http://schemas.microsoft.com/office/word/2010/wordprocessingInk" xmlns:wne="http://schemas.microsoft.com/office/word/2006/wordml" xmlns:wps="http://schemas.microsoft.com/office/word/2010/wordprocessingShape" mc:Ignorable="w14 w15 w16se w16cid w16 w16cex w16sdtdh w16sdtfl w16du wp14">
   <w:p>
     <w:pPr>
       <w:pBdr>
@@ -36895,7 +36896,7 @@
 </file>
 
 <file path=word/footer2.xml><?xml version="1.0" encoding="utf-8"?>
-<w:ftr xmlns:wpc="http://schemas.microsoft.com/office/word/2010/wordprocessingCanvas" xmlns:cx="http://schemas.microsoft.com/office/drawing/2014/chartex" xmlns:cx1="http://schemas.microsoft.com/office/drawing/2015/9/8/chartex" xmlns:cx2="http://schemas.microsoft.com/office/drawing/2015/10/21/chartex" xmlns:cx3="http://schemas.microsoft.com/office/drawing/2016/5/9/chartex" xmlns:cx4="http://schemas.microsoft.com/office/drawing/2016/5/10/chartex" xmlns:cx5="http://schemas.microsoft.com/office/drawing/2016/5/11/chartex" xmlns:cx6="http://schemas.microsoft.com/office/drawing/2016/5/12/chartex" xmlns:cx7="http://schemas.microsoft.com/office/drawing/2016/5/13/chartex" xmlns:cx8="http://schemas.microsoft.com/office/drawing/2016/5/14/chartex" xmlns:mc="http://schemas.openxmlformats.org/markup-compatibility/2006" xmlns:aink="http://schemas.microsoft.com/office/drawing/2016/ink" xmlns:am3d="http://schemas.microsoft.com/office/drawing/2017/model3d" xmlns:o="urn:schemas-microsoft-com:office:office" xmlns:oel="http://schemas.microsoft.com/office/2019/extlst" xmlns:r="http://schemas.openxmlformats.org/officeDocument/2006/relationships" xmlns:m="http://schemas.openxmlformats.org/officeDocument/2006/math" xmlns:v="urn:schemas-microsoft-com:vml" xmlns:wp14="http://schemas.microsoft.com/office/word/2010/wordprocessingDrawing" xmlns:wp="http://schemas.openxmlformats.org/drawingml/2006/wordprocessingDrawing" xmlns:w10="urn:schemas-microsoft-com:office:word" xmlns:w="http://schemas.openxmlformats.org/wordprocessingml/2006/main" xmlns:w14="http://schemas.microsoft.com/office/word/2010/wordml" xmlns:w15="http://schemas.microsoft.com/office/word/2012/wordml" xmlns:w16cex="http://schemas.microsoft.com/office/word/2018/wordml/cex" xmlns:w16cid="http://schemas.microsoft.com/office/word/2016/wordml/cid" xmlns:w16="http://schemas.microsoft.com/office/word/2018/wordml" xmlns:w16du="http://schemas.microsoft.com/office/word/2023/wordml/word16du" xmlns:w16sdtdh="http://schemas.microsoft.com/office/word/2020/wordml/sdtdatahash" xmlns:w16sdtfl="http://schemas.microsoft.com/office/word/2024/wordml/sdtformatlock" xmlns:w16se="http://schemas.microsoft.com/office/word/2015/wordml/symex" xmlns:wpg="http://schemas.microsoft.com/office/word/2010/wordprocessingGroup" xmlns:wpi="http://schemas.microsoft.com/office/word/2010/wordprocessingInk" xmlns:wne="http://schemas.microsoft.com/office/word/2006/wordml" xmlns:wps="http://schemas.microsoft.com/office/word/2010/wordprocessingShape" mc:Ignorable="w14 w15 w16se w16cid w16 w16cex w16sdtdh w16sdtfl w16du wp14">
+<w:ftr xmlns:wpc="http://schemas.microsoft.com/office/word/2010/wordprocessingCanvas" xmlns:cx="http://schemas.microsoft.com/office/drawing/2014/chartex" xmlns:cx1="http://schemas.microsoft.com/office/drawing/2015/9/8/chartex" xmlns:cx2="http://schemas.microsoft.com/office/drawing/2015/10/21/chartex" xmlns:cx3="http://schemas.microsoft.com/office/drawing/2016/5/9/chartex" xmlns:cx4="http://schemas.microsoft.com/office/drawing/2016/5/10/chartex" xmlns:cx5="http://schemas.microsoft.com/office/drawing/2016/5/11/chartex" xmlns:cx6="http://schemas.microsoft.com/office/drawing/2016/5/12/chartex" xmlns:cx7="http://schemas.microsoft.com/office/drawing/2016/5/13/chartex" xmlns:cx8="http://schemas.microsoft.com/office/drawing/2016/5/14/chartex" xmlns:mc="http://schemas.openxmlformats.org/markup-compatibility/2006" xmlns:aink="http://schemas.microsoft.com/office/drawing/2016/ink" xmlns:am3d="http://schemas.microsoft.com/office/drawing/2017/model3d" xmlns:o="urn:schemas-microsoft-com:office:office" xmlns:oel="http://schemas.microsoft.com/office/2019/extlst" xmlns:r="http://schemas.openxmlformats.org/officeDocument/2006/relationships" xmlns:m="http://schemas.openxmlformats.org/officeDocument/2006/math" xmlns:v="urn:schemas-microsoft-com:vml" xmlns:wp14="http://schemas.microsoft.com/office/word/2010/wordprocessingDrawing" xmlns:wp="http://schemas.openxmlformats.org/drawingml/2006/wordprocessingDrawing" xmlns:w10="urn:schemas-microsoft-com:office:word" xmlns:w="http://schemas.openxmlformats.org/wordprocessingml/2006/main" xmlns:w14="http://schemas.microsoft.com/office/word/2010/wordml" xmlns:w15="http://schemas.microsoft.com/office/word/2012/wordml" xmlns:w16cei="http://schemas.microsoft.com/office/word/2026/wordml/cei" xmlns:w16cex="http://schemas.microsoft.com/office/word/2018/wordml/cex" xmlns:w16cid="http://schemas.microsoft.com/office/word/2016/wordml/cid" xmlns:w16="http://schemas.microsoft.com/office/word/2018/wordml" xmlns:w16du="http://schemas.microsoft.com/office/word/2023/wordml/word16du" xmlns:w16sdtdh="http://schemas.microsoft.com/office/word/2020/wordml/sdtdatahash" xmlns:w16sdtfl="http://schemas.microsoft.com/office/word/2024/wordml/sdtformatlock" xmlns:w16se="http://schemas.microsoft.com/office/word/2015/wordml/symex" xmlns:wpg="http://schemas.microsoft.com/office/word/2010/wordprocessingGroup" xmlns:wpi="http://schemas.microsoft.com/office/word/2010/wordprocessingInk" xmlns:wne="http://schemas.microsoft.com/office/word/2006/wordml" xmlns:wps="http://schemas.microsoft.com/office/word/2010/wordprocessingShape" mc:Ignorable="w14 w15 w16se w16cid w16 w16cex w16sdtdh w16sdtfl w16du wp14">
   <w:p>
     <w:pPr>
       <w:pBdr>
@@ -37101,7 +37102,7 @@
 </file>
 
 <file path=word/footnotes.xml><?xml version="1.0" encoding="utf-8"?>
-<w:footnotes xmlns:wpc="http://schemas.microsoft.com/office/word/2010/wordprocessingCanvas" xmlns:cx="http://schemas.microsoft.com/office/drawing/2014/chartex" xmlns:cx1="http://schemas.microsoft.com/office/drawing/2015/9/8/chartex" xmlns:cx2="http://schemas.microsoft.com/office/drawing/2015/10/21/chartex" xmlns:cx3="http://schemas.microsoft.com/office/drawing/2016/5/9/chartex" xmlns:cx4="http://schemas.microsoft.com/office/drawing/2016/5/10/chartex" xmlns:cx5="http://schemas.microsoft.com/office/drawing/2016/5/11/chartex" xmlns:cx6="http://schemas.microsoft.com/office/drawing/2016/5/12/chartex" xmlns:cx7="http://schemas.microsoft.com/office/drawing/2016/5/13/chartex" xmlns:cx8="http://schemas.microsoft.com/office/drawing/2016/5/14/chartex" xmlns:mc="http://schemas.openxmlformats.org/markup-compatibility/2006" xmlns:aink="http://schemas.microsoft.com/office/drawing/2016/ink" xmlns:am3d="http://schemas.microsoft.com/office/drawing/2017/model3d" xmlns:o="urn:schemas-microsoft-com:office:office" xmlns:oel="http://schemas.microsoft.com/office/2019/extlst" xmlns:r="http://schemas.openxmlformats.org/officeDocument/2006/relationships" xmlns:m="http://schemas.openxmlformats.org/officeDocument/2006/math" xmlns:v="urn:schemas-microsoft-com:vml" xmlns:wp14="http://schemas.microsoft.com/office/word/2010/wordprocessingDrawing" xmlns:wp="http://schemas.openxmlformats.org/drawingml/2006/wordprocessingDrawing" xmlns:w10="urn:schemas-microsoft-com:office:word" xmlns:w="http://schemas.openxmlformats.org/wordprocessingml/2006/main" xmlns:w14="http://schemas.microsoft.com/office/word/2010/wordml" xmlns:w15="http://schemas.microsoft.com/office/word/2012/wordml" xmlns:w16cex="http://schemas.microsoft.com/office/word/2018/wordml/cex" xmlns:w16cid="http://schemas.microsoft.com/office/word/2016/wordml/cid" xmlns:w16="http://schemas.microsoft.com/office/word/2018/wordml" xmlns:w16du="http://schemas.microsoft.com/office/word/2023/wordml/word16du" xmlns:w16sdtdh="http://schemas.microsoft.com/office/word/2020/wordml/sdtdatahash" xmlns:w16sdtfl="http://schemas.microsoft.com/office/word/2024/wordml/sdtformatlock" xmlns:w16se="http://schemas.microsoft.com/office/word/2015/wordml/symex" xmlns:wpg="http://schemas.microsoft.com/office/word/2010/wordprocessingGroup" xmlns:wpi="http://schemas.microsoft.com/office/word/2010/wordprocessingInk" xmlns:wne="http://schemas.microsoft.com/office/word/2006/wordml" xmlns:wps="http://schemas.microsoft.com/office/word/2010/wordprocessingShape" mc:Ignorable="w14 w15 w16se w16cid w16 w16cex w16sdtdh w16sdtfl w16du wp14">
+<w:footnotes xmlns:wpc="http://schemas.microsoft.com/office/word/2010/wordprocessingCanvas" xmlns:cx="http://schemas.microsoft.com/office/drawing/2014/chartex" xmlns:cx1="http://schemas.microsoft.com/office/drawing/2015/9/8/chartex" xmlns:cx2="http://schemas.microsoft.com/office/drawing/2015/10/21/chartex" xmlns:cx3="http://schemas.microsoft.com/office/drawing/2016/5/9/chartex" xmlns:cx4="http://schemas.microsoft.com/office/drawing/2016/5/10/chartex" xmlns:cx5="http://schemas.microsoft.com/office/drawing/2016/5/11/chartex" xmlns:cx6="http://schemas.microsoft.com/office/drawing/2016/5/12/chartex" xmlns:cx7="http://schemas.microsoft.com/office/drawing/2016/5/13/chartex" xmlns:cx8="http://schemas.microsoft.com/office/drawing/2016/5/14/chartex" xmlns:mc="http://schemas.openxmlformats.org/markup-compatibility/2006" xmlns:aink="http://schemas.microsoft.com/office/drawing/2016/ink" xmlns:am3d="http://schemas.microsoft.com/office/drawing/2017/model3d" xmlns:o="urn:schemas-microsoft-com:office:office" xmlns:oel="http://schemas.microsoft.com/office/2019/extlst" xmlns:r="http://schemas.openxmlformats.org/officeDocument/2006/relationships" xmlns:m="http://schemas.openxmlformats.org/officeDocument/2006/math" xmlns:v="urn:schemas-microsoft-com:vml" xmlns:wp14="http://schemas.microsoft.com/office/word/2010/wordprocessingDrawing" xmlns:wp="http://schemas.openxmlformats.org/drawingml/2006/wordprocessingDrawing" xmlns:w10="urn:schemas-microsoft-com:office:word" xmlns:w="http://schemas.openxmlformats.org/wordprocessingml/2006/main" xmlns:w14="http://schemas.microsoft.com/office/word/2010/wordml" xmlns:w15="http://schemas.microsoft.com/office/word/2012/wordml" xmlns:w16cei="http://schemas.microsoft.com/office/word/2026/wordml/cei" xmlns:w16cex="http://schemas.microsoft.com/office/word/2018/wordml/cex" xmlns:w16cid="http://schemas.microsoft.com/office/word/2016/wordml/cid" xmlns:w16="http://schemas.microsoft.com/office/word/2018/wordml" xmlns:w16du="http://schemas.microsoft.com/office/word/2023/wordml/word16du" xmlns:w16sdtdh="http://schemas.microsoft.com/office/word/2020/wordml/sdtdatahash" xmlns:w16sdtfl="http://schemas.microsoft.com/office/word/2024/wordml/sdtformatlock" xmlns:w16se="http://schemas.microsoft.com/office/word/2015/wordml/symex" xmlns:wpg="http://schemas.microsoft.com/office/word/2010/wordprocessingGroup" xmlns:wpi="http://schemas.microsoft.com/office/word/2010/wordprocessingInk" xmlns:wne="http://schemas.microsoft.com/office/word/2006/wordml" xmlns:wps="http://schemas.microsoft.com/office/word/2010/wordprocessingShape" mc:Ignorable="w14 w15 w16se w16cid w16 w16cex w16sdtdh w16sdtfl w16du wp14">
   <w:footnote w:type="separator" w:id="-1">
     <w:p>
       <w:pPr>
@@ -37126,7 +37127,7 @@
 </file>
 
 <file path=word/header1.xml><?xml version="1.0" encoding="utf-8"?>
-<w:hdr xmlns:wpc="http://schemas.microsoft.com/office/word/2010/wordprocessingCanvas" xmlns:cx="http://schemas.microsoft.com/office/drawing/2014/chartex" xmlns:cx1="http://schemas.microsoft.com/office/drawing/2015/9/8/chartex" xmlns:cx2="http://schemas.microsoft.com/office/drawing/2015/10/21/chartex" xmlns:cx3="http://schemas.microsoft.com/office/drawing/2016/5/9/chartex" xmlns:cx4="http://schemas.microsoft.com/office/drawing/2016/5/10/chartex" xmlns:cx5="http://schemas.microsoft.com/office/drawing/2016/5/11/chartex" xmlns:cx6="http://schemas.microsoft.com/office/drawing/2016/5/12/chartex" xmlns:cx7="http://schemas.microsoft.com/office/drawing/2016/5/13/chartex" xmlns:cx8="http://schemas.microsoft.com/office/drawing/2016/5/14/chartex" xmlns:mc="http://schemas.openxmlformats.org/markup-compatibility/2006" xmlns:aink="http://schemas.microsoft.com/office/drawing/2016/ink" xmlns:am3d="http://schemas.microsoft.com/office/drawing/2017/model3d" xmlns:o="urn:schemas-microsoft-com:office:office" xmlns:oel="http://schemas.microsoft.com/office/2019/extlst" xmlns:r="http://schemas.openxmlformats.org/officeDocument/2006/relationships" xmlns:m="http://schemas.openxmlformats.org/officeDocument/2006/math" xmlns:v="urn:schemas-microsoft-com:vml" xmlns:wp14="http://schemas.microsoft.com/office/word/2010/wordprocessingDrawing" xmlns:wp="http://schemas.openxmlformats.org/drawingml/2006/wordprocessingDrawing" xmlns:w10="urn:schemas-microsoft-com:office:word" xmlns:w="http://schemas.openxmlformats.org/wordprocessingml/2006/main" xmlns:w14="http://schemas.microsoft.com/office/word/2010/wordml" xmlns:w15="http://schemas.microsoft.com/office/word/2012/wordml" xmlns:w16cex="http://schemas.microsoft.com/office/word/2018/wordml/cex" xmlns:w16cid="http://schemas.microsoft.com/office/word/2016/wordml/cid" xmlns:w16="http://schemas.microsoft.com/office/word/2018/wordml" xmlns:w16du="http://schemas.microsoft.com/office/word/2023/wordml/word16du" xmlns:w16sdtdh="http://schemas.microsoft.com/office/word/2020/wordml/sdtdatahash" xmlns:w16sdtfl="http://schemas.microsoft.com/office/word/2024/wordml/sdtformatlock" xmlns:w16se="http://schemas.microsoft.com/office/word/2015/wordml/symex" xmlns:wpg="http://schemas.microsoft.com/office/word/2010/wordprocessingGroup" xmlns:wpi="http://schemas.microsoft.com/office/word/2010/wordprocessingInk" xmlns:wne="http://schemas.microsoft.com/office/word/2006/wordml" xmlns:wps="http://schemas.microsoft.com/office/word/2010/wordprocessingShape" mc:Ignorable="w14 w15 w16se w16cid w16 w16cex w16sdtdh w16sdtfl w16du wp14">
+<w:hdr xmlns:wpc="http://schemas.microsoft.com/office/word/2010/wordprocessingCanvas" xmlns:cx="http://schemas.microsoft.com/office/drawing/2014/chartex" xmlns:cx1="http://schemas.microsoft.com/office/drawing/2015/9/8/chartex" xmlns:cx2="http://schemas.microsoft.com/office/drawing/2015/10/21/chartex" xmlns:cx3="http://schemas.microsoft.com/office/drawing/2016/5/9/chartex" xmlns:cx4="http://schemas.microsoft.com/office/drawing/2016/5/10/chartex" xmlns:cx5="http://schemas.microsoft.com/office/drawing/2016/5/11/chartex" xmlns:cx6="http://schemas.microsoft.com/office/drawing/2016/5/12/chartex" xmlns:cx7="http://schemas.microsoft.com/office/drawing/2016/5/13/chartex" xmlns:cx8="http://schemas.microsoft.com/office/drawing/2016/5/14/chartex" xmlns:mc="http://schemas.openxmlformats.org/markup-compatibility/2006" xmlns:aink="http://schemas.microsoft.com/office/drawing/2016/ink" xmlns:am3d="http://schemas.microsoft.com/office/drawing/2017/model3d" xmlns:o="urn:schemas-microsoft-com:office:office" xmlns:oel="http://schemas.microsoft.com/office/2019/extlst" xmlns:r="http://schemas.openxmlformats.org/officeDocument/2006/relationships" xmlns:m="http://schemas.openxmlformats.org/officeDocument/2006/math" xmlns:v="urn:schemas-microsoft-com:vml" xmlns:wp14="http://schemas.microsoft.com/office/word/2010/wordprocessingDrawing" xmlns:wp="http://schemas.openxmlformats.org/drawingml/2006/wordprocessingDrawing" xmlns:w10="urn:schemas-microsoft-com:office:word" xmlns:w="http://schemas.openxmlformats.org/wordprocessingml/2006/main" xmlns:w14="http://schemas.microsoft.com/office/word/2010/wordml" xmlns:w15="http://schemas.microsoft.com/office/word/2012/wordml" xmlns:w16cei="http://schemas.microsoft.com/office/word/2026/wordml/cei" xmlns:w16cex="http://schemas.microsoft.com/office/word/2018/wordml/cex" xmlns:w16cid="http://schemas.microsoft.com/office/word/2016/wordml/cid" xmlns:w16="http://schemas.microsoft.com/office/word/2018/wordml" xmlns:w16du="http://schemas.microsoft.com/office/word/2023/wordml/word16du" xmlns:w16sdtdh="http://schemas.microsoft.com/office/word/2020/wordml/sdtdatahash" xmlns:w16sdtfl="http://schemas.microsoft.com/office/word/2024/wordml/sdtformatlock" xmlns:w16se="http://schemas.microsoft.com/office/word/2015/wordml/symex" xmlns:wpg="http://schemas.microsoft.com/office/word/2010/wordprocessingGroup" xmlns:wpi="http://schemas.microsoft.com/office/word/2010/wordprocessingInk" xmlns:wne="http://schemas.microsoft.com/office/word/2006/wordml" xmlns:wps="http://schemas.microsoft.com/office/word/2010/wordprocessingShape" mc:Ignorable="w14 w15 w16se w16cid w16 w16cex w16sdtdh w16sdtfl w16du wp14">
   <w:p>
     <w:pPr>
       <w:pStyle w:val="Header"/>
@@ -37147,7 +37148,7 @@
 </file>
 
 <file path=word/header2.xml><?xml version="1.0" encoding="utf-8"?>
-<w:hdr xmlns:wpc="http://schemas.microsoft.com/office/word/2010/wordprocessingCanvas" xmlns:cx="http://schemas.microsoft.com/office/drawing/2014/chartex" xmlns:cx1="http://schemas.microsoft.com/office/drawing/2015/9/8/chartex" xmlns:cx2="http://schemas.microsoft.com/office/drawing/2015/10/21/chartex" xmlns:cx3="http://schemas.microsoft.com/office/drawing/2016/5/9/chartex" xmlns:cx4="http://schemas.microsoft.com/office/drawing/2016/5/10/chartex" xmlns:cx5="http://schemas.microsoft.com/office/drawing/2016/5/11/chartex" xmlns:cx6="http://schemas.microsoft.com/office/drawing/2016/5/12/chartex" xmlns:cx7="http://schemas.microsoft.com/office/drawing/2016/5/13/chartex" xmlns:cx8="http://schemas.microsoft.com/office/drawing/2016/5/14/chartex" xmlns:mc="http://schemas.openxmlformats.org/markup-compatibility/2006" xmlns:aink="http://schemas.microsoft.com/office/drawing/2016/ink" xmlns:am3d="http://schemas.microsoft.com/office/drawing/2017/model3d" xmlns:o="urn:schemas-microsoft-com:office:office" xmlns:oel="http://schemas.microsoft.com/office/2019/extlst" xmlns:r="http://schemas.openxmlformats.org/officeDocument/2006/relationships" xmlns:m="http://schemas.openxmlformats.org/officeDocument/2006/math" xmlns:v="urn:schemas-microsoft-com:vml" xmlns:wp14="http://schemas.microsoft.com/office/word/2010/wordprocessingDrawing" xmlns:wp="http://schemas.openxmlformats.org/drawingml/2006/wordprocessingDrawing" xmlns:w10="urn:schemas-microsoft-com:office:word" xmlns:w="http://schemas.openxmlformats.org/wordprocessingml/2006/main" xmlns:w14="http://schemas.microsoft.com/office/word/2010/wordml" xmlns:w15="http://schemas.microsoft.com/office/word/2012/wordml" xmlns:w16cex="http://schemas.microsoft.com/office/word/2018/wordml/cex" xmlns:w16cid="http://schemas.microsoft.com/office/word/2016/wordml/cid" xmlns:w16="http://schemas.microsoft.com/office/word/2018/wordml" xmlns:w16du="http://schemas.microsoft.com/office/word/2023/wordml/word16du" xmlns:w16sdtdh="http://schemas.microsoft.com/office/word/2020/wordml/sdtdatahash" xmlns:w16sdtfl="http://schemas.microsoft.com/office/word/2024/wordml/sdtformatlock" xmlns:w16se="http://schemas.microsoft.com/office/word/2015/wordml/symex" xmlns:wpg="http://schemas.microsoft.com/office/word/2010/wordprocessingGroup" xmlns:wpi="http://schemas.microsoft.com/office/word/2010/wordprocessingInk" xmlns:wne="http://schemas.microsoft.com/office/word/2006/wordml" xmlns:wps="http://schemas.microsoft.com/office/word/2010/wordprocessingShape" mc:Ignorable="w14 w15 w16se w16cid w16 w16cex w16sdtdh w16sdtfl w16du wp14">
+<w:hdr xmlns:wpc="http://schemas.microsoft.com/office/word/2010/wordprocessingCanvas" xmlns:cx="http://schemas.microsoft.com/office/drawing/2014/chartex" xmlns:cx1="http://schemas.microsoft.com/office/drawing/2015/9/8/chartex" xmlns:cx2="http://schemas.microsoft.com/office/drawing/2015/10/21/chartex" xmlns:cx3="http://schemas.microsoft.com/office/drawing/2016/5/9/chartex" xmlns:cx4="http://schemas.microsoft.com/office/drawing/2016/5/10/chartex" xmlns:cx5="http://schemas.microsoft.com/office/drawing/2016/5/11/chartex" xmlns:cx6="http://schemas.microsoft.com/office/drawing/2016/5/12/chartex" xmlns:cx7="http://schemas.microsoft.com/office/drawing/2016/5/13/chartex" xmlns:cx8="http://schemas.microsoft.com/office/drawing/2016/5/14/chartex" xmlns:mc="http://schemas.openxmlformats.org/markup-compatibility/2006" xmlns:aink="http://schemas.microsoft.com/office/drawing/2016/ink" xmlns:am3d="http://schemas.microsoft.com/office/drawing/2017/model3d" xmlns:o="urn:schemas-microsoft-com:office:office" xmlns:oel="http://schemas.microsoft.com/office/2019/extlst" xmlns:r="http://schemas.openxmlformats.org/officeDocument/2006/relationships" xmlns:m="http://schemas.openxmlformats.org/officeDocument/2006/math" xmlns:v="urn:schemas-microsoft-com:vml" xmlns:wp14="http://schemas.microsoft.com/office/word/2010/wordprocessingDrawing" xmlns:wp="http://schemas.openxmlformats.org/drawingml/2006/wordprocessingDrawing" xmlns:w10="urn:schemas-microsoft-com:office:word" xmlns:w="http://schemas.openxmlformats.org/wordprocessingml/2006/main" xmlns:w14="http://schemas.microsoft.com/office/word/2010/wordml" xmlns:w15="http://schemas.microsoft.com/office/word/2012/wordml" xmlns:w16cei="http://schemas.microsoft.com/office/word/2026/wordml/cei" xmlns:w16cex="http://schemas.microsoft.com/office/word/2018/wordml/cex" xmlns:w16cid="http://schemas.microsoft.com/office/word/2016/wordml/cid" xmlns:w16="http://schemas.microsoft.com/office/word/2018/wordml" xmlns:w16du="http://schemas.microsoft.com/office/word/2023/wordml/word16du" xmlns:w16sdtdh="http://schemas.microsoft.com/office/word/2020/wordml/sdtdatahash" xmlns:w16sdtfl="http://schemas.microsoft.com/office/word/2024/wordml/sdtformatlock" xmlns:w16se="http://schemas.microsoft.com/office/word/2015/wordml/symex" xmlns:wpg="http://schemas.microsoft.com/office/word/2010/wordprocessingGroup" xmlns:wpi="http://schemas.microsoft.com/office/word/2010/wordprocessingInk" xmlns:wne="http://schemas.microsoft.com/office/word/2006/wordml" xmlns:wps="http://schemas.microsoft.com/office/word/2010/wordprocessingShape" mc:Ignorable="w14 w15 w16se w16cid w16 w16cex w16sdtdh w16sdtfl w16du wp14">
   <w:p>
     <w:pPr>
       <w:pStyle w:val="Header"/>
